--- a/t14_s3.docx
+++ b/t14_s3.docx
@@ -3,2168 +3,1698 @@
 <w:document xmlns:wpc="http://schemas.microsoft.com/office/word/2010/wordprocessingCanvas" xmlns:mo="http://schemas.microsoft.com/office/mac/office/2008/main" xmlns:mc="http://schemas.openxmlformats.org/markup-compatibility/2006" xmlns:mv="urn:schemas-microsoft-com:mac:vml" xmlns:o="urn:schemas-microsoft-com:office:office" xmlns:r="http://schemas.openxmlformats.org/officeDocument/2006/relationships" xmlns:m="http://schemas.openxmlformats.org/officeDocument/2006/math" xmlns:v="urn:schemas-microsoft-com:vml" xmlns:wp14="http://schemas.microsoft.com/office/word/2010/wordprocessingDrawing" xmlns:wp="http://schemas.openxmlformats.org/drawingml/2006/wordprocessingDrawing" xmlns:w10="urn:schemas-microsoft-com:office:word" xmlns:w="http://schemas.openxmlformats.org/wordprocessingml/2006/main" xmlns:w14="http://schemas.microsoft.com/office/word/2010/wordml" xmlns:wpg="http://schemas.microsoft.com/office/word/2010/wordprocessingGroup" xmlns:wpi="http://schemas.microsoft.com/office/word/2010/wordprocessingInk" xmlns:wne="http://schemas.microsoft.com/office/word/2006/wordml" xmlns:wps="http://schemas.microsoft.com/office/word/2010/wordprocessingShape" mc:Ignorable="w14 wp14">
   <w:body>
     <w:p>
-      <w:pPr>
-        <w:spacing w:after="20" w:before="120"/>
-      </w:pPr>
-      <w:r>
-        <w:rPr>
-          <w:b/>
-          <w:sz w:val="22"/>
-        </w:rPr>
-        <w:t>Question: Most sensitive index of the health of a community is</w:t>
-      </w:r>
-    </w:p>
-    <w:p>
-      <w:pPr>
-        <w:spacing w:after="0" w:before="0"/>
-      </w:pPr>
-      <w:r>
-        <w:rPr>
-          <w:b w:val="0"/>
-          <w:sz w:val="22"/>
-        </w:rPr>
-        <w:t>(a) Infant Mortality Rate</w:t>
-      </w:r>
-    </w:p>
-    <w:p>
-      <w:pPr>
-        <w:spacing w:after="0" w:before="0"/>
-      </w:pPr>
-      <w:r>
-        <w:rPr>
-          <w:b w:val="0"/>
-          <w:sz w:val="22"/>
-        </w:rPr>
-        <w:t>(b) Crude Birth Rate</w:t>
-      </w:r>
-    </w:p>
-    <w:p>
-      <w:pPr>
-        <w:spacing w:after="0" w:before="0"/>
-      </w:pPr>
-      <w:r>
-        <w:rPr>
-          <w:b w:val="0"/>
-          <w:sz w:val="22"/>
-        </w:rPr>
-        <w:t>(c) Crude Death Rate</w:t>
-      </w:r>
-    </w:p>
-    <w:p>
-      <w:pPr>
-        <w:spacing w:after="0" w:before="0"/>
-      </w:pPr>
-      <w:r>
-        <w:rPr>
-          <w:b w:val="0"/>
-          <w:sz w:val="22"/>
-        </w:rPr>
-        <w:t>(d) MMR</w:t>
-      </w:r>
-    </w:p>
-    <w:p>
-      <w:pPr>
-        <w:spacing w:after="0" w:before="40"/>
-      </w:pPr>
-      <w:r>
-        <w:rPr>
-          <w:b/>
-          <w:sz w:val="22"/>
-        </w:rPr>
-        <w:t>Answer: a</w:t>
-      </w:r>
-    </w:p>
-    <w:p>
-      <w:pPr>
-        <w:spacing w:after="0" w:before="0"/>
-      </w:pPr>
-      <w:r>
-        <w:rPr>
-          <w:b w:val="0"/>
-          <w:sz w:val="21"/>
-        </w:rPr>
-        <w:t>Solution: Infant mortality rate (IMR) is the most sensitive index of the health of a community.</w:t>
-      </w:r>
-    </w:p>
-    <w:p>
-      <w:pPr>
-        <w:spacing w:after="0" w:before="0"/>
-      </w:pPr>
-      <w:r>
-        <w:rPr>
-          <w:b w:val="0"/>
-          <w:sz w:val="20"/>
-        </w:rPr>
-        <w:t>Positive Marks: 1</w:t>
-      </w:r>
-    </w:p>
-    <w:p>
-      <w:pPr>
-        <w:spacing w:after="160" w:before="0"/>
-      </w:pPr>
-      <w:r>
-        <w:rPr>
-          <w:b w:val="0"/>
-          <w:sz w:val="20"/>
-        </w:rPr>
-        <w:t>Negative Marks: 0.25</w:t>
-      </w:r>
-    </w:p>
-    <w:p>
-      <w:pPr>
-        <w:spacing w:after="20" w:before="120"/>
-      </w:pPr>
-      <w:r>
-        <w:rPr>
-          <w:b/>
-          <w:sz w:val="22"/>
-        </w:rPr>
-        <w:t>Question: The nurse notes that a client's abdominal wound has dehisced and bowel is protruding. What should the nurse do FIRST?</w:t>
-      </w:r>
-    </w:p>
-    <w:p>
-      <w:pPr>
-        <w:spacing w:after="0" w:before="0"/>
-      </w:pPr>
-      <w:r>
-        <w:rPr>
-          <w:b w:val="0"/>
-          <w:sz w:val="22"/>
-        </w:rPr>
-        <w:t>(a) Cover the wound with sterile saline-soaked dressings</w:t>
-      </w:r>
-    </w:p>
-    <w:p>
-      <w:pPr>
-        <w:spacing w:after="0" w:before="0"/>
-      </w:pPr>
-      <w:r>
-        <w:rPr>
-          <w:b w:val="0"/>
-          <w:sz w:val="22"/>
-        </w:rPr>
-        <w:t>(b) Apply a dry sterile dressing</w:t>
-      </w:r>
-    </w:p>
-    <w:p>
-      <w:pPr>
-        <w:spacing w:after="0" w:before="0"/>
-      </w:pPr>
-      <w:r>
-        <w:rPr>
-          <w:b w:val="0"/>
-          <w:sz w:val="22"/>
-        </w:rPr>
-        <w:t>(c) Gently push the bowel back into the abdomen</w:t>
-      </w:r>
-    </w:p>
-    <w:p>
-      <w:pPr>
-        <w:spacing w:after="0" w:before="0"/>
-      </w:pPr>
-      <w:r>
-        <w:rPr>
-          <w:b w:val="0"/>
-          <w:sz w:val="22"/>
-        </w:rPr>
-        <w:t>(d) Place the client flat and wait for the surgeon</w:t>
-      </w:r>
-    </w:p>
-    <w:p>
-      <w:pPr>
-        <w:spacing w:after="0" w:before="40"/>
-      </w:pPr>
-      <w:r>
-        <w:rPr>
-          <w:b/>
-          <w:sz w:val="22"/>
-        </w:rPr>
-        <w:t>Answer: a</w:t>
-      </w:r>
-    </w:p>
-    <w:p>
-      <w:pPr>
-        <w:spacing w:after="0" w:before="0"/>
-      </w:pPr>
-      <w:r>
-        <w:rPr>
-          <w:b w:val="0"/>
-          <w:sz w:val="21"/>
-        </w:rPr>
-        <w:t>Solution: Eviscerated bowel must be kept moist with sterile saline-soaked gauze to prevent drying and necrosis; it is never pushed back, and the surgeon is notified immediately.</w:t>
-      </w:r>
-    </w:p>
-    <w:p>
-      <w:pPr>
-        <w:spacing w:after="0" w:before="0"/>
-      </w:pPr>
-      <w:r>
-        <w:rPr>
-          <w:b w:val="0"/>
-          <w:sz w:val="20"/>
-        </w:rPr>
-        <w:t>Positive Marks: 1</w:t>
-      </w:r>
-    </w:p>
-    <w:p>
-      <w:pPr>
-        <w:spacing w:after="160" w:before="0"/>
-      </w:pPr>
-      <w:r>
-        <w:rPr>
-          <w:b w:val="0"/>
-          <w:sz w:val="20"/>
-        </w:rPr>
-        <w:t>Negative Marks: 0.25</w:t>
-      </w:r>
-    </w:p>
-    <w:p>
-      <w:pPr>
-        <w:spacing w:after="20" w:before="120"/>
-      </w:pPr>
-      <w:r>
-        <w:rPr>
-          <w:b/>
-          <w:sz w:val="22"/>
-        </w:rPr>
-        <w:t>Question: Preeclampsia PIH [0BG) Which of the following clinical findings is not typically observed during pregnancy?</w:t>
-      </w:r>
-    </w:p>
-    <w:p>
-      <w:pPr>
-        <w:spacing w:after="0" w:before="0"/>
-      </w:pPr>
-      <w:r>
-        <w:rPr>
-          <w:b w:val="0"/>
-          <w:sz w:val="22"/>
-        </w:rPr>
-        <w:t>(a) Colostrum</w:t>
-      </w:r>
-    </w:p>
-    <w:p>
-      <w:pPr>
-        <w:spacing w:after="0" w:before="0"/>
-      </w:pPr>
-      <w:r>
-        <w:rPr>
-          <w:b w:val="0"/>
-          <w:sz w:val="22"/>
-        </w:rPr>
-        <w:t>(b) Dysuria</w:t>
-      </w:r>
-    </w:p>
-    <w:p>
-      <w:pPr>
-        <w:spacing w:after="0" w:before="0"/>
-      </w:pPr>
-      <w:r>
-        <w:rPr>
-          <w:b w:val="0"/>
-          <w:sz w:val="22"/>
-        </w:rPr>
-        <w:t>(c) Chloasma</w:t>
-      </w:r>
-    </w:p>
-    <w:p>
-      <w:pPr>
-        <w:spacing w:after="0" w:before="0"/>
-      </w:pPr>
-      <w:r>
-        <w:rPr>
-          <w:b w:val="0"/>
-          <w:sz w:val="22"/>
-        </w:rPr>
-        <w:t>(d) Striae gravidrium</w:t>
-      </w:r>
-    </w:p>
-    <w:p>
-      <w:pPr>
-        <w:spacing w:after="0" w:before="40"/>
-      </w:pPr>
-      <w:r>
-        <w:rPr>
-          <w:b/>
-          <w:sz w:val="22"/>
-        </w:rPr>
-        <w:t>Answer: a</w:t>
-      </w:r>
-    </w:p>
-    <w:p>
-      <w:pPr>
-        <w:spacing w:after="0" w:before="0"/>
-      </w:pPr>
-      <w:r>
-        <w:rPr>
-          <w:b w:val="0"/>
-          <w:sz w:val="21"/>
-        </w:rPr>
-        <w:t>Solution: Answer: Dysuria (painful or difficult urination) is not a common clinical finding in pregnancy. Striae gravidarum (stretch marks), colostrum (a thick, yellowish fluid that is produced by the breasts during pregnancy and the first few days after childbirth), and chloasma (darkening of the skin, often on the face) are all commonly observed during pregnancy due to hormonal changes.</w:t>
-      </w:r>
-    </w:p>
-    <w:p>
-      <w:pPr>
-        <w:spacing w:after="0" w:before="0"/>
-      </w:pPr>
-      <w:r>
-        <w:rPr>
-          <w:b w:val="0"/>
-          <w:sz w:val="20"/>
-        </w:rPr>
-        <w:t>Positive Marks: 1</w:t>
-      </w:r>
-    </w:p>
-    <w:p>
-      <w:pPr>
-        <w:spacing w:after="160" w:before="0"/>
-      </w:pPr>
-      <w:r>
-        <w:rPr>
-          <w:b w:val="0"/>
-          <w:sz w:val="20"/>
-        </w:rPr>
-        <w:t>Negative Marks: 0.25</w:t>
-      </w:r>
-    </w:p>
-    <w:p>
-      <w:pPr>
-        <w:spacing w:after="20" w:before="120"/>
-      </w:pPr>
-      <w:r>
-        <w:rPr>
-          <w:b/>
-          <w:sz w:val="22"/>
-        </w:rPr>
-        <w:t>Question: The normal pulse rate of a newborn is:</w:t>
-      </w:r>
-    </w:p>
-    <w:p>
-      <w:pPr>
-        <w:spacing w:after="0" w:before="0"/>
-      </w:pPr>
-      <w:r>
-        <w:rPr>
-          <w:b w:val="0"/>
-          <w:sz w:val="22"/>
-        </w:rPr>
-        <w:t>(a) 80-100 beats/min</w:t>
-      </w:r>
-    </w:p>
-    <w:p>
-      <w:pPr>
-        <w:spacing w:after="0" w:before="0"/>
-      </w:pPr>
-      <w:r>
-        <w:rPr>
-          <w:b w:val="0"/>
-          <w:sz w:val="22"/>
-        </w:rPr>
-        <w:t>(b) 60-80 beats/min</w:t>
-      </w:r>
-    </w:p>
-    <w:p>
-      <w:pPr>
-        <w:spacing w:after="0" w:before="0"/>
-      </w:pPr>
-      <w:r>
-        <w:rPr>
-          <w:b w:val="0"/>
-          <w:sz w:val="22"/>
-        </w:rPr>
-        <w:t>(c) 100-160 beats/min</w:t>
-      </w:r>
-    </w:p>
-    <w:p>
-      <w:pPr>
-        <w:spacing w:after="0" w:before="0"/>
-      </w:pPr>
-      <w:r>
-        <w:rPr>
-          <w:b w:val="0"/>
-          <w:sz w:val="22"/>
-        </w:rPr>
-        <w:t>(d) 160-200 beats/min</w:t>
-      </w:r>
-    </w:p>
-    <w:p>
-      <w:pPr>
-        <w:spacing w:after="0" w:before="40"/>
-      </w:pPr>
-      <w:r>
-        <w:rPr>
-          <w:b/>
-          <w:sz w:val="22"/>
-        </w:rPr>
-        <w:t>Answer: c</w:t>
-      </w:r>
-    </w:p>
-    <w:p>
-      <w:pPr>
-        <w:spacing w:after="0" w:before="0"/>
-      </w:pPr>
-      <w:r>
-        <w:rPr>
-          <w:b w:val="0"/>
-          <w:sz w:val="21"/>
-        </w:rPr>
-        <w:t>Solution: The normal newborn heart rate is 100-160 beats per minute (may reach 180 during crying).</w:t>
-      </w:r>
-    </w:p>
-    <w:p>
-      <w:pPr>
-        <w:spacing w:after="0" w:before="0"/>
-      </w:pPr>
-      <w:r>
-        <w:rPr>
-          <w:b w:val="0"/>
-          <w:sz w:val="20"/>
-        </w:rPr>
-        <w:t>Positive Marks: 1</w:t>
-      </w:r>
-    </w:p>
-    <w:p>
-      <w:pPr>
-        <w:spacing w:after="160" w:before="0"/>
-      </w:pPr>
-      <w:r>
-        <w:rPr>
-          <w:b w:val="0"/>
-          <w:sz w:val="20"/>
-        </w:rPr>
-        <w:t>Negative Marks: 0.25</w:t>
-      </w:r>
-    </w:p>
-    <w:p>
-      <w:pPr>
-        <w:spacing w:after="20" w:before="120"/>
-      </w:pPr>
-      <w:r>
-        <w:rPr>
-          <w:b/>
-          <w:sz w:val="22"/>
-        </w:rPr>
-        <w:t>Question: Which position is most appropriate for a client with severe dyspnea?</w:t>
-      </w:r>
-    </w:p>
-    <w:p>
-      <w:pPr>
-        <w:spacing w:after="0" w:before="0"/>
-      </w:pPr>
-      <w:r>
-        <w:rPr>
-          <w:b w:val="0"/>
-          <w:sz w:val="22"/>
-        </w:rPr>
-        <w:t>(a) High Fowler's position</w:t>
-      </w:r>
-    </w:p>
-    <w:p>
-      <w:pPr>
-        <w:spacing w:after="0" w:before="0"/>
-      </w:pPr>
-      <w:r>
-        <w:rPr>
-          <w:b w:val="0"/>
-          <w:sz w:val="22"/>
-        </w:rPr>
-        <w:t>(b) Prone position</w:t>
-      </w:r>
-    </w:p>
-    <w:p>
-      <w:pPr>
-        <w:spacing w:after="0" w:before="0"/>
-      </w:pPr>
-      <w:r>
-        <w:rPr>
-          <w:b w:val="0"/>
-          <w:sz w:val="22"/>
-        </w:rPr>
-        <w:t>(c) Supine position</w:t>
-      </w:r>
-    </w:p>
-    <w:p>
-      <w:pPr>
-        <w:spacing w:after="0" w:before="0"/>
-      </w:pPr>
-      <w:r>
-        <w:rPr>
-          <w:b w:val="0"/>
-          <w:sz w:val="22"/>
-        </w:rPr>
-        <w:t>(d) Trendelenburg position</w:t>
-      </w:r>
-    </w:p>
-    <w:p>
-      <w:pPr>
-        <w:spacing w:after="0" w:before="40"/>
-      </w:pPr>
-      <w:r>
-        <w:rPr>
-          <w:b/>
-          <w:sz w:val="22"/>
-        </w:rPr>
-        <w:t>Answer: a</w:t>
-      </w:r>
-    </w:p>
-    <w:p>
-      <w:pPr>
-        <w:spacing w:after="0" w:before="0"/>
-      </w:pPr>
-      <w:r>
-        <w:rPr>
-          <w:b w:val="0"/>
-          <w:sz w:val="21"/>
-        </w:rPr>
-        <w:t>Solution: High Fowler's (sitting at 80-90°) maximizes chest expansion by allowing gravity to lower abdominal contents and is the position of choice for dyspnea.</w:t>
-      </w:r>
-    </w:p>
-    <w:p>
-      <w:pPr>
-        <w:spacing w:after="0" w:before="0"/>
-      </w:pPr>
-      <w:r>
-        <w:rPr>
-          <w:b w:val="0"/>
-          <w:sz w:val="20"/>
-        </w:rPr>
-        <w:t>Positive Marks: 1</w:t>
-      </w:r>
-    </w:p>
-    <w:p>
-      <w:pPr>
-        <w:spacing w:after="160" w:before="0"/>
-      </w:pPr>
-      <w:r>
-        <w:rPr>
-          <w:b w:val="0"/>
-          <w:sz w:val="20"/>
-        </w:rPr>
-        <w:t>Negative Marks: 0.25</w:t>
-      </w:r>
-    </w:p>
-    <w:p>
-      <w:pPr>
-        <w:spacing w:after="20" w:before="120"/>
-      </w:pPr>
-      <w:r>
-        <w:rPr>
-          <w:b/>
-          <w:sz w:val="22"/>
-        </w:rPr>
-        <w:t>Question: What is the initial nursing action when a patient receiving a deferoxamine infusion develops flushing of face, urticaria and hypotension?</w:t>
-      </w:r>
-    </w:p>
-    <w:p>
-      <w:pPr>
-        <w:spacing w:after="0" w:before="0"/>
-      </w:pPr>
-      <w:r>
-        <w:rPr>
-          <w:b w:val="0"/>
-          <w:sz w:val="22"/>
-        </w:rPr>
-        <w:t>(a) Assess the vital signs</w:t>
-      </w:r>
-    </w:p>
-    <w:p>
-      <w:pPr>
-        <w:spacing w:after="0" w:before="0"/>
-      </w:pPr>
-      <w:r>
-        <w:rPr>
-          <w:b w:val="0"/>
-          <w:sz w:val="22"/>
-        </w:rPr>
-        <w:t>(b) Inform to the physician</w:t>
-      </w:r>
-    </w:p>
-    <w:p>
-      <w:pPr>
-        <w:spacing w:after="0" w:before="0"/>
-      </w:pPr>
-      <w:r>
-        <w:rPr>
-          <w:b w:val="0"/>
-          <w:sz w:val="22"/>
-        </w:rPr>
-        <w:t>(c) Stop the Infusion</w:t>
-      </w:r>
-    </w:p>
-    <w:p>
-      <w:pPr>
-        <w:spacing w:after="0" w:before="0"/>
-      </w:pPr>
-      <w:r>
-        <w:rPr>
-          <w:b w:val="0"/>
-          <w:sz w:val="22"/>
-        </w:rPr>
-        <w:t>(d) Continue the Infusion</w:t>
-      </w:r>
-    </w:p>
-    <w:p>
-      <w:pPr>
-        <w:spacing w:after="0" w:before="40"/>
-      </w:pPr>
-      <w:r>
-        <w:rPr>
-          <w:b/>
-          <w:sz w:val="22"/>
-        </w:rPr>
-        <w:t>Answer: c</w:t>
-      </w:r>
-    </w:p>
-    <w:p>
-      <w:pPr>
-        <w:spacing w:after="0" w:before="0"/>
-      </w:pPr>
-      <w:r>
-        <w:rPr>
-          <w:b w:val="0"/>
-          <w:sz w:val="21"/>
-        </w:rPr>
-        <w:t>Solution: The initial nursing action when a patient receiving deferoxamine infusion intravenously experiences flushing of face, urticaria, hypotension, and headache is to stop the infusion. Deferoxamine is an iron-chelating agent that is used in the treatment of iron overload. Adverse reactions such as allergic reactions can occur during the infusion. The nurse should closely monitor the patient during the infusion and stop the infusion immediately if any adverse reactions are observed (Potter, P. A., &amp; Perry, A. G. (2016). Fundamentals of nursing. Elsevier Health Sciences. ).</w:t>
-      </w:r>
-    </w:p>
-    <w:p>
-      <w:pPr>
-        <w:spacing w:after="0" w:before="0"/>
-      </w:pPr>
-      <w:r>
-        <w:rPr>
-          <w:b w:val="0"/>
-          <w:sz w:val="20"/>
-        </w:rPr>
-        <w:t>Positive Marks: 1</w:t>
-      </w:r>
-    </w:p>
-    <w:p>
-      <w:pPr>
-        <w:spacing w:after="160" w:before="0"/>
-      </w:pPr>
-      <w:r>
-        <w:rPr>
-          <w:b w:val="0"/>
-          <w:sz w:val="20"/>
-        </w:rPr>
-        <w:t>Negative Marks: 0.25</w:t>
-      </w:r>
-    </w:p>
-    <w:p>
-      <w:pPr>
-        <w:spacing w:after="20" w:before="120"/>
-      </w:pPr>
-      <w:r>
-        <w:rPr>
-          <w:b/>
-          <w:sz w:val="22"/>
-        </w:rPr>
-        <w:t>Question: The priority nursing intervention for a patient with a head injury is:</w:t>
-      </w:r>
-    </w:p>
-    <w:p>
-      <w:pPr>
-        <w:spacing w:after="0" w:before="0"/>
-      </w:pPr>
-      <w:r>
-        <w:rPr>
-          <w:b w:val="0"/>
-          <w:sz w:val="22"/>
-        </w:rPr>
-        <w:t>(a) Maintaining a patent airway</w:t>
-      </w:r>
-    </w:p>
-    <w:p>
-      <w:pPr>
-        <w:spacing w:after="0" w:before="0"/>
-      </w:pPr>
-      <w:r>
-        <w:rPr>
-          <w:b w:val="0"/>
-          <w:sz w:val="22"/>
-        </w:rPr>
-        <w:t>(b) Administering analgesics</w:t>
-      </w:r>
-    </w:p>
-    <w:p>
-      <w:pPr>
-        <w:spacing w:after="0" w:before="0"/>
-      </w:pPr>
-      <w:r>
-        <w:rPr>
-          <w:b w:val="0"/>
-          <w:sz w:val="22"/>
-        </w:rPr>
-        <w:t>(c) Measuring intake and output</w:t>
-      </w:r>
-    </w:p>
-    <w:p>
-      <w:pPr>
-        <w:spacing w:after="0" w:before="0"/>
-      </w:pPr>
-      <w:r>
-        <w:rPr>
-          <w:b w:val="0"/>
-          <w:sz w:val="22"/>
-        </w:rPr>
-        <w:t>(d) Elevating the foot end</w:t>
-      </w:r>
-    </w:p>
-    <w:p>
-      <w:pPr>
-        <w:spacing w:after="0" w:before="40"/>
-      </w:pPr>
-      <w:r>
-        <w:rPr>
-          <w:b/>
-          <w:sz w:val="22"/>
-        </w:rPr>
-        <w:t>Answer: a</w:t>
-      </w:r>
-    </w:p>
-    <w:p>
-      <w:pPr>
-        <w:spacing w:after="0" w:before="0"/>
-      </w:pPr>
-      <w:r>
-        <w:rPr>
-          <w:b w:val="0"/>
-          <w:sz w:val="21"/>
-        </w:rPr>
-        <w:t>Solution: Airway maintenance is the priority in head injury to prevent hypoxia and further brain damage.</w:t>
-      </w:r>
-    </w:p>
-    <w:p>
-      <w:pPr>
-        <w:spacing w:after="0" w:before="0"/>
-      </w:pPr>
-      <w:r>
-        <w:rPr>
-          <w:b w:val="0"/>
-          <w:sz w:val="20"/>
-        </w:rPr>
-        <w:t>Positive Marks: 1</w:t>
-      </w:r>
-    </w:p>
-    <w:p>
-      <w:pPr>
-        <w:spacing w:after="160" w:before="0"/>
-      </w:pPr>
-      <w:r>
-        <w:rPr>
-          <w:b w:val="0"/>
-          <w:sz w:val="20"/>
-        </w:rPr>
-        <w:t>Negative Marks: 0.25</w:t>
-      </w:r>
-    </w:p>
-    <w:p>
-      <w:pPr>
-        <w:spacing w:after="20" w:before="120"/>
-      </w:pPr>
-      <w:r>
-        <w:rPr>
-          <w:b/>
-          <w:sz w:val="22"/>
-        </w:rPr>
-        <w:t>Question: Which pelvic shape has the poorest prognosis for normal vaginal delivery?</w:t>
-      </w:r>
-    </w:p>
-    <w:p>
-      <w:pPr>
-        <w:spacing w:after="0" w:before="0"/>
-      </w:pPr>
-      <w:r>
-        <w:rPr>
-          <w:b w:val="0"/>
-          <w:sz w:val="22"/>
-        </w:rPr>
-        <w:t>(a) Android</w:t>
-      </w:r>
-    </w:p>
-    <w:p>
-      <w:pPr>
-        <w:spacing w:after="0" w:before="0"/>
-      </w:pPr>
-      <w:r>
-        <w:rPr>
-          <w:b w:val="0"/>
-          <w:sz w:val="22"/>
-        </w:rPr>
-        <w:t>(b) Gynecoid</w:t>
-      </w:r>
-    </w:p>
-    <w:p>
-      <w:pPr>
-        <w:spacing w:after="0" w:before="0"/>
-      </w:pPr>
-      <w:r>
-        <w:rPr>
-          <w:b w:val="0"/>
-          <w:sz w:val="22"/>
-        </w:rPr>
-        <w:t>(c) Platypelloid</w:t>
-      </w:r>
-    </w:p>
-    <w:p>
-      <w:pPr>
-        <w:spacing w:after="0" w:before="0"/>
-      </w:pPr>
-      <w:r>
-        <w:rPr>
-          <w:b w:val="0"/>
-          <w:sz w:val="22"/>
-        </w:rPr>
-        <w:t>(d) Anthropoid</w:t>
-      </w:r>
-    </w:p>
-    <w:p>
-      <w:pPr>
-        <w:spacing w:after="0" w:before="40"/>
-      </w:pPr>
-      <w:r>
-        <w:rPr>
-          <w:b/>
-          <w:sz w:val="22"/>
-        </w:rPr>
-        <w:t>Answer: a</w:t>
-      </w:r>
-    </w:p>
-    <w:p>
-      <w:pPr>
-        <w:spacing w:after="0" w:before="0"/>
-      </w:pPr>
-      <w:r>
-        <w:rPr>
-          <w:b w:val="0"/>
-          <w:sz w:val="21"/>
-        </w:rPr>
-        <w:t>Solution: Android pelvis (heart-shaped inlet, narrow subpubic arch) is typical of males and presents high risk of deep transverse arrest and obstructed labor.</w:t>
-      </w:r>
-    </w:p>
-    <w:p>
-      <w:pPr>
-        <w:spacing w:after="0" w:before="0"/>
-      </w:pPr>
-      <w:r>
-        <w:rPr>
-          <w:b w:val="0"/>
-          <w:sz w:val="20"/>
-        </w:rPr>
-        <w:t>Positive Marks: 1</w:t>
-      </w:r>
-    </w:p>
-    <w:p>
-      <w:pPr>
-        <w:spacing w:after="160" w:before="0"/>
-      </w:pPr>
-      <w:r>
-        <w:rPr>
-          <w:b w:val="0"/>
-          <w:sz w:val="20"/>
-        </w:rPr>
-        <w:t>Negative Marks: 0.25</w:t>
-      </w:r>
-    </w:p>
-    <w:p>
-      <w:pPr>
-        <w:spacing w:after="20" w:before="120"/>
-      </w:pPr>
-      <w:r>
-        <w:rPr>
-          <w:b/>
-          <w:sz w:val="22"/>
-        </w:rPr>
-        <w:t>Question: Which of the following Immediate management to Restore BP and peripheral circulation in a client with multiple fracture and fluid loss would be</w:t>
-      </w:r>
-    </w:p>
-    <w:p>
-      <w:pPr>
-        <w:spacing w:after="0" w:before="0"/>
-      </w:pPr>
-      <w:r>
-        <w:rPr>
-          <w:b w:val="0"/>
-          <w:sz w:val="22"/>
-        </w:rPr>
-        <w:t>(a) NS infusion</w:t>
-      </w:r>
-    </w:p>
-    <w:p>
-      <w:pPr>
-        <w:spacing w:after="0" w:before="0"/>
-      </w:pPr>
-      <w:r>
-        <w:rPr>
-          <w:b w:val="0"/>
-          <w:sz w:val="22"/>
-        </w:rPr>
-        <w:t>(b) RL Infusion</w:t>
-      </w:r>
-    </w:p>
-    <w:p>
-      <w:pPr>
-        <w:spacing w:after="0" w:before="0"/>
-      </w:pPr>
-      <w:r>
-        <w:rPr>
-          <w:b w:val="0"/>
-          <w:sz w:val="22"/>
-        </w:rPr>
-        <w:t>(c) Blood transfusion</w:t>
-      </w:r>
-    </w:p>
-    <w:p>
-      <w:pPr>
-        <w:spacing w:after="0" w:before="0"/>
-      </w:pPr>
-      <w:r>
-        <w:rPr>
-          <w:b w:val="0"/>
-          <w:sz w:val="22"/>
-        </w:rPr>
-        <w:t>(d) Dextrose 5%</w:t>
-      </w:r>
-    </w:p>
-    <w:p>
-      <w:pPr>
-        <w:spacing w:after="0" w:before="40"/>
-      </w:pPr>
-      <w:r>
-        <w:rPr>
-          <w:b/>
-          <w:sz w:val="22"/>
-        </w:rPr>
-        <w:t>Answer: b</w:t>
-      </w:r>
-    </w:p>
-    <w:p>
-      <w:pPr>
-        <w:spacing w:after="0" w:before="0"/>
-      </w:pPr>
-      <w:r>
-        <w:rPr>
-          <w:b w:val="0"/>
-          <w:sz w:val="21"/>
-        </w:rPr>
-        <w:t>Solution: Ringer's lactate (RL) infusion is the immediate fluid to restore blood pressure and peripheral circulation in shock.</w:t>
-      </w:r>
-    </w:p>
-    <w:p>
-      <w:pPr>
-        <w:spacing w:after="0" w:before="0"/>
-      </w:pPr>
-      <w:r>
-        <w:rPr>
-          <w:b w:val="0"/>
-          <w:sz w:val="20"/>
-        </w:rPr>
-        <w:t>Positive Marks: 1</w:t>
-      </w:r>
-    </w:p>
-    <w:p>
-      <w:pPr>
-        <w:spacing w:after="160" w:before="0"/>
-      </w:pPr>
-      <w:r>
-        <w:rPr>
-          <w:b w:val="0"/>
-          <w:sz w:val="20"/>
-        </w:rPr>
-        <w:t>Negative Marks: 0.25</w:t>
-      </w:r>
-    </w:p>
-    <w:p>
-      <w:pPr>
-        <w:spacing w:after="20" w:before="120"/>
-      </w:pPr>
-      <w:r>
-        <w:rPr>
-          <w:b/>
-          <w:sz w:val="22"/>
-        </w:rPr>
-        <w:t>Question: Purpose of national deworming day?</w:t>
-      </w:r>
-    </w:p>
-    <w:p>
-      <w:pPr>
-        <w:spacing w:after="0" w:before="0"/>
-      </w:pPr>
-      <w:r>
-        <w:rPr>
-          <w:b w:val="0"/>
-          <w:sz w:val="22"/>
-        </w:rPr>
-        <w:t>(a) Improve breast feeding</w:t>
-      </w:r>
-    </w:p>
-    <w:p>
-      <w:pPr>
-        <w:spacing w:after="0" w:before="0"/>
-      </w:pPr>
-      <w:r>
-        <w:rPr>
-          <w:b w:val="0"/>
-          <w:sz w:val="22"/>
-        </w:rPr>
-        <w:t>(b) Eradicate intestinal worms</w:t>
-      </w:r>
-    </w:p>
-    <w:p>
-      <w:pPr>
-        <w:spacing w:after="0" w:before="0"/>
-      </w:pPr>
-      <w:r>
-        <w:rPr>
-          <w:b w:val="0"/>
-          <w:sz w:val="22"/>
-        </w:rPr>
-        <w:t>(c) Eradicate poverty</w:t>
-      </w:r>
-    </w:p>
-    <w:p>
-      <w:pPr>
-        <w:spacing w:after="0" w:before="0"/>
-      </w:pPr>
-      <w:r>
-        <w:rPr>
-          <w:b w:val="0"/>
-          <w:sz w:val="22"/>
-        </w:rPr>
-        <w:t>(d) Improve IMR &amp; MMR</w:t>
-      </w:r>
-    </w:p>
-    <w:p>
-      <w:pPr>
-        <w:spacing w:after="0" w:before="40"/>
-      </w:pPr>
-      <w:r>
-        <w:rPr>
-          <w:b/>
-          <w:sz w:val="22"/>
-        </w:rPr>
-        <w:t>Answer: a</w:t>
-      </w:r>
-    </w:p>
-    <w:p>
-      <w:pPr>
-        <w:spacing w:after="0" w:before="0"/>
-      </w:pPr>
-      <w:r>
-        <w:rPr>
-          <w:b w:val="0"/>
-          <w:sz w:val="21"/>
-        </w:rPr>
-        <w:t>Solution: The National Deworming Day is observed on February 10 every year. It is an initiative of Ministry of Health and Family Welfare, Government of India to make every child in the country worm free. The objective of National Deworming Day is to deworm all preschool and school-age children (enrolled and non-enrolled) between the ages of 1-19 years through the platform of schools and Anganwadi Centers in order to improve their overall health, nutritional status, access to education and quality of life.</w:t>
-      </w:r>
-    </w:p>
-    <w:p>
-      <w:pPr>
-        <w:spacing w:after="0" w:before="0"/>
-      </w:pPr>
-      <w:r>
-        <w:rPr>
-          <w:b w:val="0"/>
-          <w:sz w:val="20"/>
-        </w:rPr>
-        <w:t>Positive Marks: 1</w:t>
-      </w:r>
-    </w:p>
-    <w:p>
-      <w:pPr>
-        <w:spacing w:after="160" w:before="0"/>
-      </w:pPr>
-      <w:r>
-        <w:rPr>
-          <w:b w:val="0"/>
-          <w:sz w:val="20"/>
-        </w:rPr>
-        <w:t>Negative Marks: 0.25</w:t>
-      </w:r>
-    </w:p>
-    <w:p>
-      <w:pPr>
-        <w:spacing w:after="20" w:before="120"/>
-      </w:pPr>
-      <w:r>
-        <w:rPr>
-          <w:b/>
-          <w:sz w:val="22"/>
-        </w:rPr>
-        <w:t>Question: What is the standard recommended endotracheal/tracheal suction pressure for an adult patient?</w:t>
-      </w:r>
-    </w:p>
-    <w:p>
-      <w:pPr>
-        <w:spacing w:after="0" w:before="0"/>
-      </w:pPr>
-      <w:r>
-        <w:rPr>
-          <w:b w:val="0"/>
-          <w:sz w:val="22"/>
-        </w:rPr>
-        <w:t>(a) 100 to 120 mmHg (Wall suction)</w:t>
-      </w:r>
-    </w:p>
-    <w:p>
-      <w:pPr>
-        <w:spacing w:after="0" w:before="0"/>
-      </w:pPr>
-      <w:r>
-        <w:rPr>
-          <w:b w:val="0"/>
-          <w:sz w:val="22"/>
-        </w:rPr>
-        <w:t>(b) 50 to 80 mmHg</w:t>
-      </w:r>
-    </w:p>
-    <w:p>
-      <w:pPr>
-        <w:spacing w:after="0" w:before="0"/>
-      </w:pPr>
-      <w:r>
-        <w:rPr>
-          <w:b w:val="0"/>
-          <w:sz w:val="22"/>
-        </w:rPr>
-        <w:t>(c) 170 to 200 mmHg</w:t>
-      </w:r>
-    </w:p>
-    <w:p>
-      <w:pPr>
-        <w:spacing w:after="0" w:before="0"/>
-      </w:pPr>
-      <w:r>
-        <w:rPr>
-          <w:b w:val="0"/>
-          <w:sz w:val="22"/>
-        </w:rPr>
-        <w:t>(d) 20 to 40 mmHg</w:t>
-      </w:r>
-    </w:p>
-    <w:p>
-      <w:pPr>
-        <w:spacing w:after="0" w:before="40"/>
-      </w:pPr>
-      <w:r>
-        <w:rPr>
-          <w:b/>
-          <w:sz w:val="22"/>
-        </w:rPr>
-        <w:t>Answer: a</w:t>
-      </w:r>
-    </w:p>
-    <w:p>
-      <w:pPr>
-        <w:spacing w:after="0" w:before="0"/>
-      </w:pPr>
-      <w:r>
-        <w:rPr>
-          <w:b w:val="0"/>
-          <w:sz w:val="21"/>
-        </w:rPr>
-        <w:t>Solution: Safe wall suction negative pressure for adults is 100–120 mmHg (max 150 mmHg) to prevent mucosal tissue trauma and hypoxemia.</w:t>
-      </w:r>
-    </w:p>
-    <w:p>
-      <w:pPr>
-        <w:spacing w:after="0" w:before="0"/>
-      </w:pPr>
-      <w:r>
-        <w:rPr>
-          <w:b w:val="0"/>
-          <w:sz w:val="20"/>
-        </w:rPr>
-        <w:t>Positive Marks: 1</w:t>
-      </w:r>
-    </w:p>
-    <w:p>
-      <w:pPr>
-        <w:spacing w:after="160" w:before="0"/>
-      </w:pPr>
-      <w:r>
-        <w:rPr>
-          <w:b w:val="0"/>
-          <w:sz w:val="20"/>
-        </w:rPr>
-        <w:t>Negative Marks: 0.25</w:t>
-      </w:r>
-    </w:p>
-    <w:p>
-      <w:pPr>
-        <w:spacing w:after="20" w:before="120"/>
-      </w:pPr>
-      <w:r>
-        <w:rPr>
-          <w:b/>
-          <w:sz w:val="22"/>
-        </w:rPr>
-        <w:t>Question: What is the immediate priority first aid management for chemical splash/foreign substance in the eye?</w:t>
-      </w:r>
-    </w:p>
-    <w:p>
-      <w:pPr>
-        <w:spacing w:after="0" w:before="0"/>
-      </w:pPr>
-      <w:r>
-        <w:rPr>
-          <w:b w:val="0"/>
-          <w:sz w:val="22"/>
-        </w:rPr>
-        <w:t>(a) Copious eye irrigation with clean water or Normal Saline for 15-20 mins</w:t>
-      </w:r>
-    </w:p>
-    <w:p>
-      <w:pPr>
-        <w:spacing w:after="0" w:before="0"/>
-      </w:pPr>
-      <w:r>
-        <w:rPr>
-          <w:b w:val="0"/>
-          <w:sz w:val="22"/>
-        </w:rPr>
-        <w:t>(b) Cover with tight pressure patch</w:t>
-      </w:r>
-    </w:p>
-    <w:p>
-      <w:pPr>
-        <w:spacing w:after="0" w:before="0"/>
-      </w:pPr>
-      <w:r>
-        <w:rPr>
-          <w:b w:val="0"/>
-          <w:sz w:val="22"/>
-        </w:rPr>
-        <w:t>(c) Administer oral analgesics</w:t>
-      </w:r>
-    </w:p>
-    <w:p>
-      <w:pPr>
-        <w:spacing w:after="0" w:before="0"/>
-      </w:pPr>
-      <w:r>
-        <w:rPr>
-          <w:b w:val="0"/>
-          <w:sz w:val="22"/>
-        </w:rPr>
-        <w:t>(d) Attempt manual removal</w:t>
-      </w:r>
-    </w:p>
-    <w:p>
-      <w:pPr>
-        <w:spacing w:after="0" w:before="40"/>
-      </w:pPr>
-      <w:r>
-        <w:rPr>
-          <w:b/>
-          <w:sz w:val="22"/>
-        </w:rPr>
-        <w:t>Answer: a</w:t>
-      </w:r>
-    </w:p>
-    <w:p>
-      <w:pPr>
-        <w:spacing w:after="0" w:before="0"/>
-      </w:pPr>
-      <w:r>
-        <w:rPr>
-          <w:b w:val="0"/>
-          <w:sz w:val="21"/>
-        </w:rPr>
-        <w:t>Solution: Immediate, continuous flushing with clean water or sterile normal saline for at least 15–20 minutes is essential to dilute and remove chemical irritants.</w:t>
-      </w:r>
-    </w:p>
-    <w:p>
-      <w:pPr>
-        <w:spacing w:after="0" w:before="0"/>
-      </w:pPr>
-      <w:r>
-        <w:rPr>
-          <w:b w:val="0"/>
-          <w:sz w:val="20"/>
-        </w:rPr>
-        <w:t>Positive Marks: 1</w:t>
-      </w:r>
-    </w:p>
-    <w:p>
-      <w:pPr>
-        <w:spacing w:after="160" w:before="0"/>
-      </w:pPr>
-      <w:r>
-        <w:rPr>
-          <w:b w:val="0"/>
-          <w:sz w:val="20"/>
-        </w:rPr>
-        <w:t>Negative Marks: 0.25</w:t>
-      </w:r>
-    </w:p>
-    <w:p>
-      <w:pPr>
-        <w:spacing w:after="20" w:before="120"/>
-      </w:pPr>
-      <w:r>
-        <w:rPr>
-          <w:b/>
-          <w:sz w:val="22"/>
-        </w:rPr>
-        <w:t>Question: A G3P2 female had 2 Cesarean sections. What is the risk of uterine rupture in this female?</w:t>
-      </w:r>
-    </w:p>
-    <w:p>
-      <w:pPr>
-        <w:spacing w:after="0" w:before="0"/>
-      </w:pPr>
-      <w:r>
-        <w:rPr>
-          <w:b w:val="0"/>
-          <w:sz w:val="22"/>
-        </w:rPr>
-        <w:t>(a) 5 - 7%</w:t>
-      </w:r>
-    </w:p>
-    <w:p>
-      <w:pPr>
-        <w:spacing w:after="0" w:before="0"/>
-      </w:pPr>
-      <w:r>
-        <w:rPr>
-          <w:b w:val="0"/>
-          <w:sz w:val="22"/>
-        </w:rPr>
-        <w:t>(b) 46%</w:t>
-      </w:r>
-    </w:p>
-    <w:p>
-      <w:pPr>
-        <w:spacing w:after="0" w:before="0"/>
-      </w:pPr>
-      <w:r>
-        <w:rPr>
-          <w:b w:val="0"/>
-          <w:sz w:val="22"/>
-        </w:rPr>
-        <w:t>(c) 2 - 3%</w:t>
-      </w:r>
-    </w:p>
-    <w:p>
-      <w:pPr>
-        <w:spacing w:after="0" w:before="0"/>
-      </w:pPr>
-      <w:r>
-        <w:rPr>
-          <w:b w:val="0"/>
-          <w:sz w:val="22"/>
-        </w:rPr>
-        <w:t>(d) 10 - 12%</w:t>
-      </w:r>
-    </w:p>
-    <w:p>
-      <w:pPr>
-        <w:spacing w:after="0" w:before="40"/>
-      </w:pPr>
-      <w:r>
-        <w:rPr>
-          <w:b/>
-          <w:sz w:val="22"/>
-        </w:rPr>
-        <w:t>Answer: c</w:t>
-      </w:r>
-    </w:p>
-    <w:p>
-      <w:pPr>
-        <w:spacing w:after="0" w:before="0"/>
-      </w:pPr>
-      <w:r>
-        <w:rPr>
-          <w:b w:val="0"/>
-          <w:sz w:val="21"/>
-        </w:rPr>
-        <w:t>Solution: The risk of uterine rupture with two previous cesarean sections (TOLAC) is approximately 2-3%.</w:t>
-      </w:r>
-    </w:p>
-    <w:p>
-      <w:pPr>
-        <w:spacing w:after="0" w:before="0"/>
-      </w:pPr>
-      <w:r>
-        <w:rPr>
-          <w:b w:val="0"/>
-          <w:sz w:val="20"/>
-        </w:rPr>
-        <w:t>Positive Marks: 1</w:t>
-      </w:r>
-    </w:p>
-    <w:p>
-      <w:pPr>
-        <w:spacing w:after="160" w:before="0"/>
-      </w:pPr>
-      <w:r>
-        <w:rPr>
-          <w:b w:val="0"/>
-          <w:sz w:val="20"/>
-        </w:rPr>
-        <w:t>Negative Marks: 0.25</w:t>
-      </w:r>
-    </w:p>
-    <w:p>
-      <w:pPr>
-        <w:spacing w:after="20" w:before="120"/>
-      </w:pPr>
-      <w:r>
-        <w:rPr>
-          <w:b/>
-          <w:sz w:val="22"/>
-        </w:rPr>
-        <w:t>Question: During which month is Swachhta Pakhwada observed?</w:t>
-      </w:r>
-    </w:p>
-    <w:p>
-      <w:pPr>
-        <w:spacing w:after="0" w:before="0"/>
-      </w:pPr>
-      <w:r>
-        <w:rPr>
-          <w:b w:val="0"/>
-          <w:sz w:val="22"/>
-        </w:rPr>
-        <w:t>(a) September.</w:t>
-      </w:r>
-    </w:p>
-    <w:p>
-      <w:pPr>
-        <w:spacing w:after="0" w:before="0"/>
-      </w:pPr>
-      <w:r>
-        <w:rPr>
-          <w:b w:val="0"/>
-          <w:sz w:val="22"/>
-        </w:rPr>
-        <w:t>(b) July</w:t>
-      </w:r>
-    </w:p>
-    <w:p>
-      <w:pPr>
-        <w:spacing w:after="0" w:before="0"/>
-      </w:pPr>
-      <w:r>
-        <w:rPr>
-          <w:b w:val="0"/>
-          <w:sz w:val="22"/>
-        </w:rPr>
-        <w:t>(c) October</w:t>
-      </w:r>
-    </w:p>
-    <w:p>
-      <w:pPr>
-        <w:spacing w:after="0" w:before="0"/>
-      </w:pPr>
-      <w:r>
-        <w:rPr>
-          <w:b w:val="0"/>
-          <w:sz w:val="22"/>
-        </w:rPr>
-        <w:t>(d) August</w:t>
-      </w:r>
-    </w:p>
-    <w:p>
-      <w:pPr>
-        <w:spacing w:after="0" w:before="40"/>
-      </w:pPr>
-      <w:r>
-        <w:rPr>
-          <w:b/>
-          <w:sz w:val="22"/>
-        </w:rPr>
-        <w:t>Answer: a</w:t>
-      </w:r>
-    </w:p>
-    <w:p>
-      <w:pPr>
-        <w:spacing w:after="0" w:before="0"/>
-      </w:pPr>
-      <w:r>
-        <w:rPr>
-          <w:b w:val="0"/>
-          <w:sz w:val="21"/>
-        </w:rPr>
-        <w:t>Solution: Swachhta Pakhwada is observed in September. Swachhta Pakhwada is a two-week long campaign launched by the Indian Government to promote cleanliness, hygiene, and sanitation across the country. It is a time when government agencies, non-governmental organizations, schools, colleges, and other institutions come together to create awareness about the importance of cleanliness and encourage people to take action to improve their environment. The campaign includes activities such as cleaning drives, workshops, seminars, and rallies.</w:t>
-      </w:r>
-    </w:p>
-    <w:p>
-      <w:pPr>
-        <w:spacing w:after="0" w:before="0"/>
-      </w:pPr>
-      <w:r>
-        <w:rPr>
-          <w:b w:val="0"/>
-          <w:sz w:val="20"/>
-        </w:rPr>
-        <w:t>Positive Marks: 1</w:t>
-      </w:r>
-    </w:p>
-    <w:p>
-      <w:pPr>
-        <w:spacing w:after="160" w:before="0"/>
-      </w:pPr>
-      <w:r>
-        <w:rPr>
-          <w:b w:val="0"/>
-          <w:sz w:val="20"/>
-        </w:rPr>
-        <w:t>Negative Marks: 0.25</w:t>
-      </w:r>
-    </w:p>
-    <w:p>
-      <w:pPr>
-        <w:spacing w:after="20" w:before="120"/>
-      </w:pPr>
-      <w:r>
-        <w:rPr>
-          <w:b/>
-          <w:sz w:val="22"/>
-        </w:rPr>
-        <w:t>Question: In modern childhood immunization, one component of the DPT vaccine has been removed due to a high occurrence of side effects. Which component is it?</w:t>
-      </w:r>
-    </w:p>
-    <w:p>
-      <w:pPr>
-        <w:spacing w:after="0" w:before="0"/>
-      </w:pPr>
-      <w:r>
-        <w:rPr>
-          <w:b w:val="0"/>
-          <w:sz w:val="22"/>
-        </w:rPr>
-        <w:t>(a) Tetanus</w:t>
-      </w:r>
-    </w:p>
-    <w:p>
-      <w:pPr>
-        <w:spacing w:after="0" w:before="0"/>
-      </w:pPr>
-      <w:r>
-        <w:rPr>
-          <w:b w:val="0"/>
-          <w:sz w:val="22"/>
-        </w:rPr>
-        <w:t>(b) Diphtheria</w:t>
-      </w:r>
-    </w:p>
-    <w:p>
-      <w:pPr>
-        <w:spacing w:after="0" w:before="0"/>
-      </w:pPr>
-      <w:r>
-        <w:rPr>
-          <w:b w:val="0"/>
-          <w:sz w:val="22"/>
-        </w:rPr>
-        <w:t>(c) Pertussis</w:t>
-      </w:r>
-    </w:p>
-    <w:p>
-      <w:pPr>
-        <w:spacing w:after="0" w:before="0"/>
-      </w:pPr>
-      <w:r>
-        <w:rPr>
-          <w:b w:val="0"/>
-          <w:sz w:val="22"/>
-        </w:rPr>
-        <w:t>(d) All of the above</w:t>
-      </w:r>
-    </w:p>
-    <w:p>
-      <w:pPr>
-        <w:spacing w:after="0" w:before="40"/>
-      </w:pPr>
-      <w:r>
-        <w:rPr>
-          <w:b/>
-          <w:sz w:val="22"/>
-        </w:rPr>
-        <w:t>Answer: c</w:t>
-      </w:r>
-    </w:p>
-    <w:p>
-      <w:pPr>
-        <w:spacing w:after="0" w:before="0"/>
-      </w:pPr>
-      <w:r>
-        <w:rPr>
-          <w:b w:val="0"/>
-          <w:sz w:val="21"/>
-        </w:rPr>
-        <w:t>Solution: In modern childhood immunization, the component of the DPT vaccine that has been removed due to a high occurrence of side effects is pertussis (whooping cough). The original DPT vaccine contained three components: diphtheria toxoid, tetanus toxoid, and whole-cell pertussis vaccine. However, due to concerns about side effects associated with the whole-cell pertussis vaccine, an acellular pertussis vaccine was developed. The acellular pertussis vaccine contains purified components of the pertussis bacterium, which significantly reduces the risk of side effects while still providing protection against whooping cough. This change in the vaccine formulation has contributed to improved safety and acceptability of the DPT vaccine.</w:t>
-      </w:r>
-    </w:p>
-    <w:p>
-      <w:pPr>
-        <w:spacing w:after="0" w:before="0"/>
-      </w:pPr>
-      <w:r>
-        <w:rPr>
-          <w:b w:val="0"/>
-          <w:sz w:val="20"/>
-        </w:rPr>
-        <w:t>Positive Marks: 1</w:t>
-      </w:r>
-    </w:p>
-    <w:p>
-      <w:pPr>
-        <w:spacing w:after="160" w:before="0"/>
-      </w:pPr>
-      <w:r>
-        <w:rPr>
-          <w:b w:val="0"/>
-          <w:sz w:val="20"/>
-        </w:rPr>
-        <w:t>Negative Marks: 0.25</w:t>
-      </w:r>
-    </w:p>
-    <w:p>
-      <w:pPr>
-        <w:spacing w:after="20" w:before="120"/>
-      </w:pPr>
-      <w:r>
-        <w:rPr>
-          <w:b/>
-          <w:sz w:val="22"/>
-        </w:rPr>
-        <w:t>Question: Which of the following food should be avoided when the patient is on MAOI?</w:t>
-      </w:r>
-    </w:p>
-    <w:p>
-      <w:pPr>
-        <w:spacing w:after="0" w:before="0"/>
-      </w:pPr>
-      <w:r>
-        <w:rPr>
-          <w:b w:val="0"/>
-          <w:sz w:val="22"/>
-        </w:rPr>
-        <w:t>(a) Gluten rich food</w:t>
-      </w:r>
-    </w:p>
-    <w:p>
-      <w:pPr>
-        <w:spacing w:after="0" w:before="0"/>
-      </w:pPr>
-      <w:r>
-        <w:rPr>
-          <w:b w:val="0"/>
-          <w:sz w:val="22"/>
-        </w:rPr>
-        <w:t>(b) Calcium rich food</w:t>
-      </w:r>
-    </w:p>
-    <w:p>
-      <w:pPr>
-        <w:spacing w:after="0" w:before="0"/>
-      </w:pPr>
-      <w:r>
-        <w:rPr>
-          <w:b w:val="0"/>
-          <w:sz w:val="22"/>
-        </w:rPr>
-        <w:t>(c) Alanine containing food</w:t>
-      </w:r>
-    </w:p>
-    <w:p>
-      <w:pPr>
-        <w:spacing w:after="0" w:before="0"/>
-      </w:pPr>
-      <w:r>
-        <w:rPr>
-          <w:b w:val="0"/>
-          <w:sz w:val="22"/>
-        </w:rPr>
-        <w:t>(d) Tyramine containing food</w:t>
-      </w:r>
-    </w:p>
-    <w:p>
-      <w:pPr>
-        <w:spacing w:after="0" w:before="40"/>
-      </w:pPr>
-      <w:r>
-        <w:rPr>
-          <w:b/>
-          <w:sz w:val="22"/>
-        </w:rPr>
-        <w:t>Answer: d</w:t>
-      </w:r>
-    </w:p>
-    <w:p>
-      <w:pPr>
-        <w:spacing w:after="0" w:before="0"/>
-      </w:pPr>
-      <w:r>
-        <w:rPr>
-          <w:b w:val="0"/>
-          <w:sz w:val="21"/>
-        </w:rPr>
-        <w:t>Solution: Patients on MAO inhibitors must avoid tyramine-containing foods (aged cheese, cured meats, fermented foods) to prevent hypertensive crisis.</w:t>
-      </w:r>
-    </w:p>
-    <w:p>
-      <w:pPr>
-        <w:spacing w:after="0" w:before="0"/>
-      </w:pPr>
-      <w:r>
-        <w:rPr>
-          <w:b w:val="0"/>
-          <w:sz w:val="20"/>
-        </w:rPr>
-        <w:t>Positive Marks: 1</w:t>
-      </w:r>
-    </w:p>
-    <w:p>
-      <w:pPr>
-        <w:spacing w:after="160" w:before="0"/>
-      </w:pPr>
-      <w:r>
-        <w:rPr>
-          <w:b w:val="0"/>
-          <w:sz w:val="20"/>
-        </w:rPr>
-        <w:t>Negative Marks: 0.25</w:t>
-      </w:r>
-    </w:p>
-    <w:p>
-      <w:pPr>
-        <w:spacing w:after="20" w:before="120"/>
-      </w:pPr>
-      <w:r>
-        <w:rPr>
-          <w:b/>
-          <w:sz w:val="22"/>
-        </w:rPr>
-        <w:t>Question: The first step in the nursing process is:</w:t>
-      </w:r>
-    </w:p>
-    <w:p>
-      <w:pPr>
-        <w:spacing w:after="0" w:before="0"/>
-      </w:pPr>
-      <w:r>
-        <w:rPr>
-          <w:b w:val="0"/>
-          <w:sz w:val="22"/>
-        </w:rPr>
-        <w:t>(a) Implementation</w:t>
-      </w:r>
-    </w:p>
-    <w:p>
-      <w:pPr>
-        <w:spacing w:after="0" w:before="0"/>
-      </w:pPr>
-      <w:r>
-        <w:rPr>
-          <w:b w:val="0"/>
-          <w:sz w:val="22"/>
-        </w:rPr>
-        <w:t>(b) Evaluation</w:t>
-      </w:r>
-    </w:p>
-    <w:p>
-      <w:pPr>
-        <w:spacing w:after="0" w:before="0"/>
-      </w:pPr>
-      <w:r>
-        <w:rPr>
-          <w:b w:val="0"/>
-          <w:sz w:val="22"/>
-        </w:rPr>
-        <w:t>(c) Planning</w:t>
-      </w:r>
-    </w:p>
-    <w:p>
-      <w:pPr>
-        <w:spacing w:after="0" w:before="0"/>
-      </w:pPr>
-      <w:r>
-        <w:rPr>
-          <w:b w:val="0"/>
-          <w:sz w:val="22"/>
-        </w:rPr>
-        <w:t>(d) Assessment</w:t>
-      </w:r>
-    </w:p>
-    <w:p>
-      <w:pPr>
-        <w:spacing w:after="0" w:before="40"/>
-      </w:pPr>
-      <w:r>
-        <w:rPr>
-          <w:b/>
-          <w:sz w:val="22"/>
-        </w:rPr>
-        <w:t>Answer: d</w:t>
-      </w:r>
-    </w:p>
-    <w:p>
-      <w:pPr>
-        <w:spacing w:after="0" w:before="0"/>
-      </w:pPr>
-      <w:r>
-        <w:rPr>
-          <w:b w:val="0"/>
-          <w:sz w:val="21"/>
-        </w:rPr>
-        <w:t>Solution: The nursing process begins with assessment - collection of data about the patient's health status.</w:t>
-      </w:r>
-    </w:p>
-    <w:p>
-      <w:pPr>
-        <w:spacing w:after="0" w:before="0"/>
-      </w:pPr>
-      <w:r>
-        <w:rPr>
-          <w:b w:val="0"/>
-          <w:sz w:val="20"/>
-        </w:rPr>
-        <w:t>Positive Marks: 1</w:t>
-      </w:r>
-    </w:p>
-    <w:p>
-      <w:pPr>
-        <w:spacing w:after="160" w:before="0"/>
-      </w:pPr>
-      <w:r>
-        <w:rPr>
-          <w:b w:val="0"/>
-          <w:sz w:val="20"/>
-        </w:rPr>
-        <w:t>Negative Marks: 0.25</w:t>
-      </w:r>
-    </w:p>
-    <w:p>
-      <w:pPr>
-        <w:spacing w:after="20" w:before="120"/>
-      </w:pPr>
-      <w:r>
-        <w:rPr>
-          <w:b/>
-          <w:sz w:val="22"/>
-        </w:rPr>
-        <w:t>Question: For an unconscious patient, the recommended position to maintain a patent airway is:</w:t>
-      </w:r>
-    </w:p>
-    <w:p>
-      <w:pPr>
-        <w:spacing w:after="0" w:before="0"/>
-      </w:pPr>
-      <w:r>
-        <w:rPr>
-          <w:b w:val="0"/>
-          <w:sz w:val="22"/>
-        </w:rPr>
-        <w:t>(a) Supine with pillow</w:t>
-      </w:r>
-    </w:p>
-    <w:p>
-      <w:pPr>
-        <w:spacing w:after="0" w:before="0"/>
-      </w:pPr>
-      <w:r>
-        <w:rPr>
-          <w:b w:val="0"/>
-          <w:sz w:val="22"/>
-        </w:rPr>
-        <w:t>(b) Lateral (recovery) position</w:t>
-      </w:r>
-    </w:p>
-    <w:p>
-      <w:pPr>
-        <w:spacing w:after="0" w:before="0"/>
-      </w:pPr>
-      <w:r>
-        <w:rPr>
-          <w:b w:val="0"/>
-          <w:sz w:val="22"/>
-        </w:rPr>
-        <w:t>(c) Prone</w:t>
-      </w:r>
-    </w:p>
-    <w:p>
-      <w:pPr>
-        <w:spacing w:after="0" w:before="0"/>
-      </w:pPr>
-      <w:r>
-        <w:rPr>
-          <w:b w:val="0"/>
-          <w:sz w:val="22"/>
-        </w:rPr>
-        <w:t>(d) Trendelenburg</w:t>
-      </w:r>
-    </w:p>
-    <w:p>
-      <w:pPr>
-        <w:spacing w:after="0" w:before="40"/>
-      </w:pPr>
-      <w:r>
-        <w:rPr>
-          <w:b/>
-          <w:sz w:val="22"/>
-        </w:rPr>
-        <w:t>Answer: b</w:t>
-      </w:r>
-    </w:p>
-    <w:p>
-      <w:pPr>
-        <w:spacing w:after="0" w:before="0"/>
-      </w:pPr>
-      <w:r>
-        <w:rPr>
-          <w:b w:val="0"/>
-          <w:sz w:val="21"/>
-        </w:rPr>
-        <w:t>Solution: The lateral/recovery position keeps the airway open and prevents aspiration of secretions.</w:t>
-      </w:r>
-    </w:p>
-    <w:p>
-      <w:pPr>
-        <w:spacing w:after="0" w:before="0"/>
-      </w:pPr>
-      <w:r>
-        <w:rPr>
-          <w:b w:val="0"/>
-          <w:sz w:val="20"/>
-        </w:rPr>
-        <w:t>Positive Marks: 1</w:t>
-      </w:r>
-    </w:p>
-    <w:p>
-      <w:pPr>
-        <w:spacing w:after="160" w:before="0"/>
-      </w:pPr>
-      <w:r>
-        <w:rPr>
-          <w:b w:val="0"/>
-          <w:sz w:val="20"/>
-        </w:rPr>
-        <w:t>Negative Marks: 0.25</w:t>
-      </w:r>
-    </w:p>
-    <w:p>
-      <w:pPr>
-        <w:spacing w:after="20" w:before="120"/>
-      </w:pPr>
-      <w:r>
-        <w:rPr>
-          <w:b/>
-          <w:sz w:val="22"/>
-        </w:rPr>
-        <w:t>Question: Which is the disactivated whole virion vaccine</w:t>
-      </w:r>
-    </w:p>
-    <w:p>
-      <w:pPr>
-        <w:spacing w:after="0" w:before="0"/>
-      </w:pPr>
-      <w:r>
-        <w:rPr>
-          <w:b w:val="0"/>
-          <w:sz w:val="22"/>
-        </w:rPr>
-        <w:t>(a) Moderna</w:t>
-      </w:r>
-    </w:p>
-    <w:p>
-      <w:pPr>
-        <w:spacing w:after="0" w:before="0"/>
-      </w:pPr>
-      <w:r>
-        <w:rPr>
-          <w:b w:val="0"/>
-          <w:sz w:val="22"/>
-        </w:rPr>
-        <w:t>(b) Covaxin</w:t>
-      </w:r>
-    </w:p>
-    <w:p>
-      <w:pPr>
-        <w:spacing w:after="0" w:before="0"/>
-      </w:pPr>
-      <w:r>
-        <w:rPr>
-          <w:b w:val="0"/>
-          <w:sz w:val="22"/>
-        </w:rPr>
-        <w:t>(c) Covishield</w:t>
-      </w:r>
-    </w:p>
-    <w:p>
-      <w:pPr>
-        <w:spacing w:after="0" w:before="0"/>
-      </w:pPr>
-      <w:r>
-        <w:rPr>
-          <w:b w:val="0"/>
-          <w:sz w:val="22"/>
-        </w:rPr>
-        <w:t>(d) Sputnik</w:t>
-      </w:r>
-    </w:p>
-    <w:p>
-      <w:pPr>
-        <w:spacing w:after="0" w:before="40"/>
-      </w:pPr>
-      <w:r>
-        <w:rPr>
-          <w:b/>
-          <w:sz w:val="22"/>
-        </w:rPr>
-        <w:t>Answer: b</w:t>
-      </w:r>
-    </w:p>
-    <w:p>
-      <w:pPr>
-        <w:spacing w:after="0" w:before="0"/>
-      </w:pPr>
-      <w:r>
-        <w:rPr>
-          <w:b w:val="0"/>
-          <w:sz w:val="21"/>
-        </w:rPr>
-        <w:t>Solution: Covaxin (BBV152) is a whole-virion inactivated vaccine; Covishield and Sputnik are vector vaccines, Moderna is mRNA.</w:t>
-      </w:r>
-    </w:p>
-    <w:p>
-      <w:pPr>
-        <w:spacing w:after="0" w:before="0"/>
-      </w:pPr>
-      <w:r>
-        <w:rPr>
-          <w:b w:val="0"/>
-          <w:sz w:val="20"/>
-        </w:rPr>
-        <w:t>Positive Marks: 1</w:t>
-      </w:r>
-    </w:p>
-    <w:p>
-      <w:pPr>
-        <w:spacing w:after="160" w:before="0"/>
-      </w:pPr>
-      <w:r>
-        <w:rPr>
-          <w:b w:val="0"/>
-          <w:sz w:val="20"/>
-        </w:rPr>
-        <w:t>Negative Marks: 0.25</w:t>
-      </w:r>
-    </w:p>
-    <w:p>
-      <w:pPr>
-        <w:spacing w:after="20" w:before="120"/>
-      </w:pPr>
-      <w:r>
-        <w:rPr>
-          <w:b/>
-          <w:sz w:val="22"/>
-        </w:rPr>
-        <w:t>Question: Which of the following is a sign of deep vein thrombosis (DVT)?</w:t>
-      </w:r>
-    </w:p>
-    <w:p>
-      <w:pPr>
-        <w:spacing w:after="0" w:before="0"/>
-      </w:pPr>
-      <w:r>
-        <w:rPr>
-          <w:b w:val="0"/>
-          <w:sz w:val="22"/>
-        </w:rPr>
-        <w:t>(a) Bounding pulses</w:t>
-      </w:r>
-    </w:p>
-    <w:p>
-      <w:pPr>
-        <w:spacing w:after="0" w:before="0"/>
-      </w:pPr>
-      <w:r>
-        <w:rPr>
-          <w:b w:val="0"/>
-          <w:sz w:val="22"/>
-        </w:rPr>
-        <w:t>(b) Calf pain and swelling</w:t>
-      </w:r>
-    </w:p>
-    <w:p>
-      <w:pPr>
-        <w:spacing w:after="0" w:before="0"/>
-      </w:pPr>
-      <w:r>
-        <w:rPr>
-          <w:b w:val="0"/>
-          <w:sz w:val="22"/>
-        </w:rPr>
-        <w:t>(c) Pale cold extremity</w:t>
-      </w:r>
-    </w:p>
-    <w:p>
-      <w:pPr>
-        <w:spacing w:after="0" w:before="0"/>
-      </w:pPr>
-      <w:r>
-        <w:rPr>
-          <w:b w:val="0"/>
-          <w:sz w:val="22"/>
-        </w:rPr>
-        <w:t>(d) Crepitus</w:t>
-      </w:r>
-    </w:p>
-    <w:p>
-      <w:pPr>
-        <w:spacing w:after="0" w:before="40"/>
-      </w:pPr>
-      <w:r>
-        <w:rPr>
-          <w:b/>
-          <w:sz w:val="22"/>
-        </w:rPr>
-        <w:t>Answer: b</w:t>
-      </w:r>
-    </w:p>
-    <w:p>
-      <w:pPr>
-        <w:spacing w:after="0" w:before="0"/>
-      </w:pPr>
-      <w:r>
-        <w:rPr>
-          <w:b w:val="0"/>
-          <w:sz w:val="21"/>
-        </w:rPr>
-        <w:t>Solution: Unilateral calf pain, swelling, warmth and a positive Homan's sign suggest deep vein thrombosis.</w:t>
-      </w:r>
-    </w:p>
-    <w:p>
-      <w:pPr>
-        <w:spacing w:after="0" w:before="0"/>
-      </w:pPr>
-      <w:r>
-        <w:rPr>
-          <w:b w:val="0"/>
-          <w:sz w:val="20"/>
-        </w:rPr>
-        <w:t>Positive Marks: 1</w:t>
-      </w:r>
-    </w:p>
-    <w:p>
-      <w:pPr>
-        <w:spacing w:after="160" w:before="0"/>
-      </w:pPr>
-      <w:r>
-        <w:rPr>
-          <w:b w:val="0"/>
-          <w:sz w:val="20"/>
-        </w:rPr>
-        <w:t>Negative Marks: 0.25</w:t>
+      <w:r>
+        <w:t xml:space="preserve">Question: A patient with a severe head injury has a GCS of 5. The priority nursing action is:</w:t>
+      </w:r>
+    </w:p>
+    <w:p>
+      <w:r>
+        <w:t xml:space="preserve">(a) Secure the airway and prepare for intubation</w:t>
+      </w:r>
+    </w:p>
+    <w:p>
+      <w:r>
+        <w:t xml:space="preserve">(b) Give oral fluids</w:t>
+      </w:r>
+    </w:p>
+    <w:p>
+      <w:r>
+        <w:t xml:space="preserve">(c) Allow the patient to rest without monitoring</w:t>
+      </w:r>
+    </w:p>
+    <w:p>
+      <w:r>
+        <w:t xml:space="preserve">(d) Administer sedatives only</w:t>
+      </w:r>
+    </w:p>
+    <w:p>
+      <w:r>
+        <w:t xml:space="preserve">Answer: a</w:t>
+      </w:r>
+    </w:p>
+    <w:p>
+      <w:r>
+        <w:t xml:space="preserve">Solution: ✅ Correct Answer: a</w:t>
+      </w:r>
+    </w:p>
+    <w:p>
+      <w:r>
+        <w:t xml:space="preserve">🧠 Clinical Rationale: A GCS of ≤ 8 indicates SEVERE head injury with LOSS of airway protective reflexes — the AIRWAY is SECURED (INTUBATION), oxygenation maintained, and ICP management initiated. The nurse monitors GCS, PUPILS, and VITALS, and prevents SECONDARY brain injury.</w:t>
+      </w:r>
+    </w:p>
+    <w:p>
+      <w:r>
+        <w:t xml:space="preserve">❌ Why Not Other Options?</w:t>
+      </w:r>
+    </w:p>
+    <w:p>
+      <w:r>
+        <w:t xml:space="preserve">(b) — Oral fluids risk aspiration in an unconscious patient (GCS 5).</w:t>
+      </w:r>
+    </w:p>
+    <w:p>
+      <w:r>
+        <w:t xml:space="preserve">(c) — Rest without monitoring allows deterioration to go unnoticed.</w:t>
+      </w:r>
+    </w:p>
+    <w:p>
+      <w:r>
+        <w:t xml:space="preserve">(d) — Sedation alone delays airway protection and masks neurologic signs.</w:t>
+      </w:r>
+    </w:p>
+    <w:p>
+      <w:r>
+        <w:t xml:space="preserve">⚠️ Exam Trap: "GCS ≤ 8 = coma = intubate." Secondary brain injury prevention: maintain oxygenation, BP, avoid hypoxia/hypercapnia, keep head midline, elevate 30°, and avoid hypoxia/ICP spikes.</w:t>
+      </w:r>
+    </w:p>
+    <w:p>
+      <w:r>
+        <w:t xml:space="preserve">💎 PNC Pearl: "GCS five means the airway belongs to a tube — protect the brain secondarily."</w:t>
+      </w:r>
+    </w:p>
+    <w:p>
+      <w:r>
+        <w:t xml:space="preserve">Positive Marks: 1</w:t>
+      </w:r>
+    </w:p>
+    <w:p>
+      <w:r>
+        <w:t xml:space="preserve">Negative Marks: 0.25</w:t>
+      </w:r>
+    </w:p>
+    <w:p>
+      <w:r>
+        <w:t xml:space="preserve"/>
+      </w:r>
+    </w:p>
+    <w:p>
+      <w:r>
+        <w:t xml:space="preserve">Question: The nurse is caring for a patient with a fractured pelvis on bed rest. To prevent pressure injury, the nurse should:</w:t>
+      </w:r>
+    </w:p>
+    <w:p>
+      <w:r>
+        <w:t xml:space="preserve">(a) Reposition the patient every 2 hours</w:t>
+      </w:r>
+    </w:p>
+    <w:p>
+      <w:r>
+        <w:t xml:space="preserve">(b) Keep the patient in one position</w:t>
+      </w:r>
+    </w:p>
+    <w:p>
+      <w:r>
+        <w:t xml:space="preserve">(c) Massage bony prominences vigorously</w:t>
+      </w:r>
+    </w:p>
+    <w:p>
+      <w:r>
+        <w:t xml:space="preserve">(d) Use a donut ring</w:t>
+      </w:r>
+    </w:p>
+    <w:p>
+      <w:r>
+        <w:t xml:space="preserve">Answer: a</w:t>
+      </w:r>
+    </w:p>
+    <w:p>
+      <w:r>
+        <w:t xml:space="preserve">Solution: ✅ Correct Answer: a</w:t>
+      </w:r>
+    </w:p>
+    <w:p>
+      <w:r>
+        <w:t xml:space="preserve">🧠 Clinical Rationale: REPOSITIONING every 2 hours (as tolerated) relieves pressure and prevents PRESSURE INJURIES. VIGOROUS MASSAGE of bony prominences is AVOIDED; DONUT RINGS are DISCOURAGED. The nurse assesses skin, uses pressure-relieving surfaces, and maintains nutrition/hydration.</w:t>
+      </w:r>
+    </w:p>
+    <w:p>
+      <w:r>
+        <w:t xml:space="preserve">❌ Why Not Other Options?</w:t>
+      </w:r>
+    </w:p>
+    <w:p>
+      <w:r>
+        <w:t xml:space="preserve">(b) — Fixed positioning concentrates pressure on one area → injury.</w:t>
+      </w:r>
+    </w:p>
+    <w:p>
+      <w:r>
+        <w:t xml:space="preserve">(c) — Vigorous massage damages fragile capillaries; gentle skin care only.</w:t>
+      </w:r>
+    </w:p>
+    <w:p>
+      <w:r>
+        <w:t xml:space="preserve">(d) — Donut rings can impair circulation and are no longer recommended.</w:t>
+      </w:r>
+    </w:p>
+    <w:p>
+      <w:r>
+        <w:t xml:space="preserve">⚠️ Exam Trap: "Pressure injury prevention: turn q2h, skin inspection, pressure-relieving surfaces, nutrition, and moisture management — no vigorous massage, no donut rings."</w:t>
+      </w:r>
+    </w:p>
+    <w:p>
+      <w:r>
+        <w:t xml:space="preserve">💎 PNC Pearl: "Turn every two hours and look at the skin — pressure injuries hide in stillness."</w:t>
+      </w:r>
+    </w:p>
+    <w:p>
+      <w:r>
+        <w:t xml:space="preserve">Positive Marks: 1</w:t>
+      </w:r>
+    </w:p>
+    <w:p>
+      <w:r>
+        <w:t xml:space="preserve">Negative Marks: 0.25</w:t>
+      </w:r>
+    </w:p>
+    <w:p>
+      <w:r>
+        <w:t xml:space="preserve"/>
+      </w:r>
+    </w:p>
+    <w:p>
+      <w:r>
+        <w:t xml:space="preserve">Question: A primigravida at 39 weeks is in the second stage of labor. The fetal heart rate shows late decelerations. The nurse should:</w:t>
+      </w:r>
+    </w:p>
+    <w:p>
+      <w:r>
+        <w:t xml:space="preserve">(a) Reposition the patient (lateral), give oxygen, and notify the physician</w:t>
+      </w:r>
+    </w:p>
+    <w:p>
+      <w:r>
+        <w:t xml:space="preserve">(b) Leave the patient supine</w:t>
+      </w:r>
+    </w:p>
+    <w:p>
+      <w:r>
+        <w:t xml:space="preserve">(c) Increase oxytocin</w:t>
+      </w:r>
+    </w:p>
+    <w:p>
+      <w:r>
+        <w:t xml:space="preserve">(d) Ask the patient to push harder</w:t>
+      </w:r>
+    </w:p>
+    <w:p>
+      <w:r>
+        <w:t xml:space="preserve">Answer: a</w:t>
+      </w:r>
+    </w:p>
+    <w:p>
+      <w:r>
+        <w:t xml:space="preserve">Solution: ✅ Correct Answer: a</w:t>
+      </w:r>
+    </w:p>
+    <w:p>
+      <w:r>
+        <w:t xml:space="preserve">🧠 Clinical Rationale: LATE DECELERATIONS indicate UTEROPLACENTAL INSUFFICIENCY (fetal HYPOXIA) — the nurse REPOSITIONS the patient (LATERAL), gives OXYGEN, STOPS oxytocin if running, NOTIFIES the physician, and prepares for possible OPERATIVE delivery.</w:t>
+      </w:r>
+    </w:p>
+    <w:p>
+      <w:r>
+        <w:t xml:space="preserve">❌ Why Not Other Options?</w:t>
+      </w:r>
+    </w:p>
+    <w:p>
+      <w:r>
+        <w:t xml:space="preserve">(b) — Supine worsens aortocaval compression and placental perfusion.</w:t>
+      </w:r>
+    </w:p>
+    <w:p>
+      <w:r>
+        <w:t xml:space="preserve">(c) — Increasing oxytocin intensifies contractions and worsens fetal hypoxia.</w:t>
+      </w:r>
+    </w:p>
+    <w:p>
+      <w:r>
+        <w:t xml:space="preserve">(d) — Pushing harder prolongs hypoxia; the priority is improving fetal oxygenation.</w:t>
+      </w:r>
+    </w:p>
+    <w:p>
+      <w:r>
+        <w:t xml:space="preserve">⚠️ Exam Trap: "Late decelerations = placental insufficiency: LEFT lateral, oxygen, stop oxytocin, notify, prepare for delivery." Early decelerations = head compression (benign); variable = cord compression.</w:t>
+      </w:r>
+    </w:p>
+    <w:p>
+      <w:r>
+        <w:t xml:space="preserve">💎 PNC Pearl: "Late dips = placenta struggling: roll left, give oxygen, call the doctor."</w:t>
+      </w:r>
+    </w:p>
+    <w:p>
+      <w:r>
+        <w:t xml:space="preserve">Positive Marks: 1</w:t>
+      </w:r>
+    </w:p>
+    <w:p>
+      <w:r>
+        <w:t xml:space="preserve">Negative Marks: 0.25</w:t>
+      </w:r>
+    </w:p>
+    <w:p>
+      <w:r>
+        <w:t xml:space="preserve"/>
+      </w:r>
+    </w:p>
+    <w:p>
+      <w:r>
+        <w:t xml:space="preserve">Question: A child with acute lymphoblastic leukemia develops petechiae and bleeding gums. The nurse should:</w:t>
+      </w:r>
+    </w:p>
+    <w:p>
+      <w:r>
+        <w:t xml:space="preserve">(a) Monitor platelet count, use soft-bristled toothbrush, and avoid IM injections</w:t>
+      </w:r>
+    </w:p>
+    <w:p>
+      <w:r>
+        <w:t xml:space="preserve">(b) Encourage vigorous brushing</w:t>
+      </w:r>
+    </w:p>
+    <w:p>
+      <w:r>
+        <w:t xml:space="preserve">(c) Give aspirin for pain</w:t>
+      </w:r>
+    </w:p>
+    <w:p>
+      <w:r>
+        <w:t xml:space="preserve">(d) Restrict fluids</w:t>
+      </w:r>
+    </w:p>
+    <w:p>
+      <w:r>
+        <w:t xml:space="preserve">Answer: a</w:t>
+      </w:r>
+    </w:p>
+    <w:p>
+      <w:r>
+        <w:t xml:space="preserve">Solution: ✅ Correct Answer: a</w:t>
+      </w:r>
+    </w:p>
+    <w:p>
+      <w:r>
+        <w:t xml:space="preserve">🧠 Clinical Rationale: THROMBOCYTOPENIA in ALL causes bleeding — the nurse MONITORS PLATELET COUNTS, uses SOFT oral care, AVOIDS IM injections and ASPIRIN, applies PRESSURE to puncture sites, and observes for petechiae, bruising, and bleeding. PLATELET TRANSFUSION may be given.</w:t>
+      </w:r>
+    </w:p>
+    <w:p>
+      <w:r>
+        <w:t xml:space="preserve">❌ Why Not Other Options?</w:t>
+      </w:r>
+    </w:p>
+    <w:p>
+      <w:r>
+        <w:t xml:space="preserve">(b) — Vigorous brushing traumatizes gums and worsens bleeding.</w:t>
+      </w:r>
+    </w:p>
+    <w:p>
+      <w:r>
+        <w:t xml:space="preserve">(c) — Aspirin impairs platelets — strictly avoided.</w:t>
+      </w:r>
+    </w:p>
+    <w:p>
+      <w:r>
+        <w:t xml:space="preserve">(d) — Fluid restriction is unrelated; hydration is maintained.</w:t>
+      </w:r>
+    </w:p>
+    <w:p>
+      <w:r>
+        <w:t xml:space="preserve">⚠️ Exam Trap: "Bleeding precautions: soft toothbrush, no IM injections, no aspirin, pressure after venipuncture, and watch platelets (&lt; 20,000 = high spontaneous bleed risk)."</w:t>
+      </w:r>
+    </w:p>
+    <w:p>
+      <w:r>
+        <w:t xml:space="preserve">💎 PNC Pearl: "Soft brush, no needles, no aspirin — the low-platelet rulebook."</w:t>
+      </w:r>
+    </w:p>
+    <w:p>
+      <w:r>
+        <w:t xml:space="preserve">Positive Marks: 1</w:t>
+      </w:r>
+    </w:p>
+    <w:p>
+      <w:r>
+        <w:t xml:space="preserve">Negative Marks: 0.25</w:t>
+      </w:r>
+    </w:p>
+    <w:p>
+      <w:r>
+        <w:t xml:space="preserve"/>
+      </w:r>
+    </w:p>
+    <w:p>
+      <w:r>
+        <w:t xml:space="preserve">Question: A patient with an anxiety disorder is hyperventilating. The nurse should:</w:t>
+      </w:r>
+    </w:p>
+    <w:p>
+      <w:r>
+        <w:t xml:space="preserve">(a) Guide the patient to slow the breathing and reassure calmly</w:t>
+      </w:r>
+    </w:p>
+    <w:p>
+      <w:r>
+        <w:t xml:space="preserve">(b) Tell the patient to breathe faster</w:t>
+      </w:r>
+    </w:p>
+    <w:p>
+      <w:r>
+        <w:t xml:space="preserve">(c) Leave the patient alone</w:t>
+      </w:r>
+    </w:p>
+    <w:p>
+      <w:r>
+        <w:t xml:space="preserve">(d) Give caffeine</w:t>
+      </w:r>
+    </w:p>
+    <w:p>
+      <w:r>
+        <w:t xml:space="preserve">Answer: a</w:t>
+      </w:r>
+    </w:p>
+    <w:p>
+      <w:r>
+        <w:t xml:space="preserve">Solution: ✅ Correct Answer: a</w:t>
+      </w:r>
+    </w:p>
+    <w:p>
+      <w:r>
+        <w:t xml:space="preserve">🧠 Clinical Rationale: HYPERVENTILATION causes RESPIRATORY ALKALOSIS — the nurse helps the patient SLOW BREATHING (pursed-lip or cupped-hands breathing) and provides CALM REASSURANCE. Addressing the underlying anxiety reduces recurrence. CAFFEINE worsens anxiety.</w:t>
+      </w:r>
+    </w:p>
+    <w:p>
+      <w:r>
+        <w:t xml:space="preserve">❌ Why Not Other Options?</w:t>
+      </w:r>
+    </w:p>
+    <w:p>
+      <w:r>
+        <w:t xml:space="preserve">(b) — Faster breathing deepens the alkalosis and symptoms.</w:t>
+      </w:r>
+    </w:p>
+    <w:p>
+      <w:r>
+        <w:t xml:space="preserve">(c) — Leaving the patient alone increases panic.</w:t>
+      </w:r>
+    </w:p>
+    <w:p>
+      <w:r>
+        <w:t xml:space="preserve">(d) — Caffeine stimulates and worsens anxiety/racing heart.</w:t>
+      </w:r>
+    </w:p>
+    <w:p>
+      <w:r>
+        <w:t xml:space="preserve">⚠️ Exam Trap: "Hyperventilation = respiratory alkalosis; treatment = slow the breathing (rebreathe CO₂ if needed) + calm reassurance." Tingling and carpopedal spasm are the classic symptoms.</w:t>
+      </w:r>
+    </w:p>
+    <w:p>
+      <w:r>
+        <w:t xml:space="preserve">💎 PNC Pearl: "Slow the breaths, calm the mind — the tingling fades with the CO₂ back."</w:t>
+      </w:r>
+    </w:p>
+    <w:p>
+      <w:r>
+        <w:t xml:space="preserve">Positive Marks: 1</w:t>
+      </w:r>
+    </w:p>
+    <w:p>
+      <w:r>
+        <w:t xml:space="preserve">Negative Marks: 0.25</w:t>
+      </w:r>
+    </w:p>
+    <w:p>
+      <w:r>
+        <w:t xml:space="preserve"/>
+      </w:r>
+    </w:p>
+    <w:p>
+      <w:r>
+        <w:t xml:space="preserve">Question: The "National Nutrition Mission" (Poshan Abhiyaan) primarily aims to:</w:t>
+      </w:r>
+    </w:p>
+    <w:p>
+      <w:r>
+        <w:t xml:space="preserve">(a) Reduce malnutrition, stunting, and anemia among children and women</w:t>
+      </w:r>
+    </w:p>
+    <w:p>
+      <w:r>
+        <w:t xml:space="preserve">(b) Build gyms</w:t>
+      </w:r>
+    </w:p>
+    <w:p>
+      <w:r>
+        <w:t xml:space="preserve">(c) Promote junk food</w:t>
+      </w:r>
+    </w:p>
+    <w:p>
+      <w:r>
+        <w:t xml:space="preserve">(d) Train athletes</w:t>
+      </w:r>
+    </w:p>
+    <w:p>
+      <w:r>
+        <w:t xml:space="preserve">Answer: a</w:t>
+      </w:r>
+    </w:p>
+    <w:p>
+      <w:r>
+        <w:t xml:space="preserve">Solution: ✅ Correct Answer: a</w:t>
+      </w:r>
+    </w:p>
+    <w:p>
+      <w:r>
+        <w:t xml:space="preserve">🧠 Clinical Rationale: POSHAN ABHIYAAAN (2018) targets reduction of STUNTING, UNDERNUTRITION, ANEMIA, and LOW BIRTH WEIGHT through BEHAVIOR CHANGE, ANGANWADI strengthening, and convergence of nutrition services — a LIFECYCLE approach to nutrition.</w:t>
+      </w:r>
+    </w:p>
+    <w:p>
+      <w:r>
+        <w:t xml:space="preserve">❌ Why Not Other Options?</w:t>
+      </w:r>
+    </w:p>
+    <w:p>
+      <w:r>
+        <w:t xml:space="preserve">(b) — Gyms are not a nutrition program.</w:t>
+      </w:r>
+    </w:p>
+    <w:p>
+      <w:r>
+        <w:t xml:space="preserve">(c) — Junk food promotion contradicts the mission.</w:t>
+      </w:r>
+    </w:p>
+    <w:p>
+      <w:r>
+        <w:t xml:space="preserve">(d) — Athlete training is sports policy.</w:t>
+      </w:r>
+    </w:p>
+    <w:p>
+      <w:r>
+        <w:t xml:space="preserve">⚠️ Exam Trap: "Poshan Abhiyaan targets stunting, undernutrition, anemia, LBW — with Poshan Maah (September) and the Poshan Tracker app." 6% annual stunting reduction target.</w:t>
+      </w:r>
+    </w:p>
+    <w:p>
+      <w:r>
+        <w:t xml:space="preserve">💎 PNC Pearl: "Poshan fights stunting and anemia — nutrition from womb to toddler."</w:t>
+      </w:r>
+    </w:p>
+    <w:p>
+      <w:r>
+        <w:t xml:space="preserve">Positive Marks: 1</w:t>
+      </w:r>
+    </w:p>
+    <w:p>
+      <w:r>
+        <w:t xml:space="preserve">Negative Marks: 0.25</w:t>
+      </w:r>
+    </w:p>
+    <w:p>
+      <w:r>
+        <w:t xml:space="preserve"/>
+      </w:r>
+    </w:p>
+    <w:p>
+      <w:r>
+        <w:t xml:space="preserve">Question: The nurse is to give 3 mg of a medication. The vial contains 2 mg/mL. The volume to give is:</w:t>
+      </w:r>
+    </w:p>
+    <w:p>
+      <w:r>
+        <w:t xml:space="preserve">(a) 0.5 mL</w:t>
+      </w:r>
+    </w:p>
+    <w:p>
+      <w:r>
+        <w:t xml:space="preserve">(b) 1 mL</w:t>
+      </w:r>
+    </w:p>
+    <w:p>
+      <w:r>
+        <w:t xml:space="preserve">(c) 1.5 mL</w:t>
+      </w:r>
+    </w:p>
+    <w:p>
+      <w:r>
+        <w:t xml:space="preserve">(d) 2 mL</w:t>
+      </w:r>
+    </w:p>
+    <w:p>
+      <w:r>
+        <w:t xml:space="preserve">Answer: c</w:t>
+      </w:r>
+    </w:p>
+    <w:p>
+      <w:r>
+        <w:t xml:space="preserve">Solution: ✅ Correct Answer: c</w:t>
+      </w:r>
+    </w:p>
+    <w:p>
+      <w:r>
+        <w:t xml:space="preserve">🧠 Clinical Rationale: Volume = 3 ÷ 2 = 1.5 mL. The nurse verifies the calculation and the five rights before administration.</w:t>
+      </w:r>
+    </w:p>
+    <w:p>
+      <w:r>
+        <w:t xml:space="preserve">❌ Why Not Other Options?</w:t>
+      </w:r>
+    </w:p>
+    <w:p>
+      <w:r>
+        <w:t xml:space="preserve">(a) — 0.5 mL delivers 1 mg.</w:t>
+      </w:r>
+    </w:p>
+    <w:p>
+      <w:r>
+        <w:t xml:space="preserve">(b) — 1 mL delivers 2 mg — below the dose.</w:t>
+      </w:r>
+    </w:p>
+    <w:p>
+      <w:r>
+        <w:t xml:space="preserve">(d) — 2 mL delivers 4 mg — above the dose.</w:t>
+      </w:r>
+    </w:p>
+    <w:p>
+      <w:r>
+        <w:t xml:space="preserve">⚠️ Exam Trap: "Desired ÷ have = volume (3 ÷ 2 = 1.5)." Decimal answers are common — draw carefully in an insulin/syringe or measure precisely.</w:t>
+      </w:r>
+    </w:p>
+    <w:p>
+      <w:r>
+        <w:t xml:space="preserve">💎 PNC Pearl: "Three over two — one and a half milliliters."</w:t>
+      </w:r>
+    </w:p>
+    <w:p>
+      <w:r>
+        <w:t xml:space="preserve">Positive Marks: 1</w:t>
+      </w:r>
+    </w:p>
+    <w:p>
+      <w:r>
+        <w:t xml:space="preserve">Negative Marks: 0.25</w:t>
+      </w:r>
+    </w:p>
+    <w:p>
+      <w:r>
+        <w:t xml:space="preserve"/>
+      </w:r>
+    </w:p>
+    <w:p>
+      <w:r>
+        <w:t xml:space="preserve">Question: The nurse is caring for a patient with acute pancreatitis. Which laboratory finding is most specific for the diagnosis?</w:t>
+      </w:r>
+    </w:p>
+    <w:p>
+      <w:r>
+        <w:t xml:space="preserve">(a) Elevated serum lipase</w:t>
+      </w:r>
+    </w:p>
+    <w:p>
+      <w:r>
+        <w:t xml:space="preserve">(b) Elevated hemoglobin</w:t>
+      </w:r>
+    </w:p>
+    <w:p>
+      <w:r>
+        <w:t xml:space="preserve">(c) Low blood glucose</w:t>
+      </w:r>
+    </w:p>
+    <w:p>
+      <w:r>
+        <w:t xml:space="preserve">(d) Elevated platelet count</w:t>
+      </w:r>
+    </w:p>
+    <w:p>
+      <w:r>
+        <w:t xml:space="preserve">Answer: a</w:t>
+      </w:r>
+    </w:p>
+    <w:p>
+      <w:r>
+        <w:t xml:space="preserve">Solution: ✅ Correct Answer: a</w:t>
+      </w:r>
+    </w:p>
+    <w:p>
+      <w:r>
+        <w:t xml:space="preserve">🧠 Clinical Rationale: SERUM LIPASE is MORE SPECIFIC and stays ELEVATED LONGER than AMYLASE in acute pancreatitis. Amylase rises early but normalizes quickly. IMAGING (CT) confirms severe disease. The nurse monitors for complications (pseudocyst, necrosis, shock).</w:t>
+      </w:r>
+    </w:p>
+    <w:p>
+      <w:r>
+        <w:t xml:space="preserve">❌ Why Not Other Options?</w:t>
+      </w:r>
+    </w:p>
+    <w:p>
+      <w:r>
+        <w:t xml:space="preserve">(b) — Hemoglobin is unrelated to pancreatitis (may rise with dehydration).</w:t>
+      </w:r>
+    </w:p>
+    <w:p>
+      <w:r>
+        <w:t xml:space="preserve">(c) — Low glucose is not a pancreatitis marker.</w:t>
+      </w:r>
+    </w:p>
+    <w:p>
+      <w:r>
+        <w:t xml:space="preserve">(d) — Platelets are not a pancreatitis marker.</w:t>
+      </w:r>
+    </w:p>
+    <w:p>
+      <w:r>
+        <w:t xml:space="preserve">⚠️ Exam Trap: "Pancreatitis labs: lipase (most specific, stays up) + amylase (rises early, falls fast)." Also know lipase rises 4–8 h and stays elevated 8–14 days.</w:t>
+      </w:r>
+    </w:p>
+    <w:p>
+      <w:r>
+        <w:t xml:space="preserve">💎 PNC Pearl: "Lipase is the honest pancreas marker — it lingers while amylase rushes off."</w:t>
+      </w:r>
+    </w:p>
+    <w:p>
+      <w:r>
+        <w:t xml:space="preserve">Positive Marks: 1</w:t>
+      </w:r>
+    </w:p>
+    <w:p>
+      <w:r>
+        <w:t xml:space="preserve">Negative Marks: 0.25</w:t>
+      </w:r>
+    </w:p>
+    <w:p>
+      <w:r>
+        <w:t xml:space="preserve"/>
+      </w:r>
+    </w:p>
+    <w:p>
+      <w:r>
+        <w:t xml:space="preserve">Question: A patient with a urinary tract infection and indwelling catheter develops fever and flank pain. The nurse should suspect:</w:t>
+      </w:r>
+    </w:p>
+    <w:p>
+      <w:r>
+        <w:t xml:space="preserve">(a) Pyelonephritis (ascending infection)</w:t>
+      </w:r>
+    </w:p>
+    <w:p>
+      <w:r>
+        <w:t xml:space="preserve">(b) Normal recovery</w:t>
+      </w:r>
+    </w:p>
+    <w:p>
+      <w:r>
+        <w:t xml:space="preserve">(c) Dehydration</w:t>
+      </w:r>
+    </w:p>
+    <w:p>
+      <w:r>
+        <w:t xml:space="preserve">(d) Catheter blockage only</w:t>
+      </w:r>
+    </w:p>
+    <w:p>
+      <w:r>
+        <w:t xml:space="preserve">Answer: a</w:t>
+      </w:r>
+    </w:p>
+    <w:p>
+      <w:r>
+        <w:t xml:space="preserve">Solution: ✅ Correct Answer: a</w:t>
+      </w:r>
+    </w:p>
+    <w:p>
+      <w:r>
+        <w:t xml:space="preserve">🧠 Clinical Rationale: FEVER and FLANK PAIN with a catheter suggest PYELONEPHRITIS — an ASCENDING UTI to the kidneys — requiring ANTIBIOTICS and possibly CATHETER CHANGE. The nurse notifies the physician, collects URINE CULTURE, and monitors for UROSEPSIS.</w:t>
+      </w:r>
+    </w:p>
+    <w:p>
+      <w:r>
+        <w:t xml:space="preserve">❌ Why Not Other Options?</w:t>
+      </w:r>
+    </w:p>
+    <w:p>
+      <w:r>
+        <w:t xml:space="preserve">(b) — Fever and flank pain are never "normal recovery."</w:t>
+      </w:r>
+    </w:p>
+    <w:p>
+      <w:r>
+        <w:t xml:space="preserve">(c) — Dehydration causes thirst/dry mucosa, not flank pain.</w:t>
+      </w:r>
+    </w:p>
+    <w:p>
+      <w:r>
+        <w:t xml:space="preserve">(d) — Blockage causes poor drainage, not fever with flank pain.</w:t>
+      </w:r>
+    </w:p>
+    <w:p>
+      <w:r>
+        <w:t xml:space="preserve">⚠️ Exam Trap: "Lower UTI = burning/frequency (cystitis); upper UTI = fever + flank pain (pyelonephritis) — an emergency in catheterized patients (urosepsis risk)."</w:t>
+      </w:r>
+    </w:p>
+    <w:p>
+      <w:r>
+        <w:t xml:space="preserve">💎 PNC Pearl: "Fever plus flank pain = the infection climbed to the kidneys."</w:t>
+      </w:r>
+    </w:p>
+    <w:p>
+      <w:r>
+        <w:t xml:space="preserve">Positive Marks: 1</w:t>
+      </w:r>
+    </w:p>
+    <w:p>
+      <w:r>
+        <w:t xml:space="preserve">Negative Marks: 0.25</w:t>
+      </w:r>
+    </w:p>
+    <w:p>
+      <w:r>
+        <w:t xml:space="preserve"/>
+      </w:r>
+    </w:p>
+    <w:p>
+      <w:r>
+        <w:t xml:space="preserve">Question: The most important nursing intervention for a patient with a spinal cord injury in the acute phase is:</w:t>
+      </w:r>
+    </w:p>
+    <w:p>
+      <w:r>
+        <w:t xml:space="preserve">(a) Immobilization of the spine and frequent neurovascular assessment</w:t>
+      </w:r>
+    </w:p>
+    <w:p>
+      <w:r>
+        <w:t xml:space="preserve">(b) Early ambulation</w:t>
+      </w:r>
+    </w:p>
+    <w:p>
+      <w:r>
+        <w:t xml:space="preserve">(c) Removal of the cervical collar</w:t>
+      </w:r>
+    </w:p>
+    <w:p>
+      <w:r>
+        <w:t xml:space="preserve">(d) Passive exercises only</w:t>
+      </w:r>
+    </w:p>
+    <w:p>
+      <w:r>
+        <w:t xml:space="preserve">Answer: a</w:t>
+      </w:r>
+    </w:p>
+    <w:p>
+      <w:r>
+        <w:t xml:space="preserve">Solution: ✅ Correct Answer: a</w:t>
+      </w:r>
+    </w:p>
+    <w:p>
+      <w:r>
+        <w:t xml:space="preserve">🧠 Clinical Rationale: Acute spinal injury requires SPINAL IMMOBILIZATION (cervical collar, LOG ROLLING), frequent NEURO assessments, RESPIRATORY monitoring (high injuries), and prevention of SECONDARY injury. MOBILITY is DELAYED until the spine is stabilized.</w:t>
+      </w:r>
+    </w:p>
+    <w:p>
+      <w:r>
+        <w:t xml:space="preserve">❌ Why Not Other Options?</w:t>
+      </w:r>
+    </w:p>
+    <w:p>
+      <w:r>
+        <w:t xml:space="preserve">(b) — Early ambulation risks further cord damage before stabilization.</w:t>
+      </w:r>
+    </w:p>
+    <w:p>
+      <w:r>
+        <w:t xml:space="preserve">(c) — Removing the collar prematurely allows spinal movement.</w:t>
+      </w:r>
+    </w:p>
+    <w:p>
+      <w:r>
+        <w:t xml:space="preserve">(d) — Passive exercises alone ignore the airway/respiratory priorities.</w:t>
+      </w:r>
+    </w:p>
+    <w:p>
+      <w:r>
+        <w:t xml:space="preserve">⚠️ Exam Trap: "Spinal injury: immobilize (collar + log roll), monitor neuro status, watch respirations (C3–5 phrenic), prevent secondary injury — the ABCs still lead."</w:t>
+      </w:r>
+    </w:p>
+    <w:p>
+      <w:r>
+        <w:t xml:space="preserve">💎 PNC Pearl: "Collar on, spine aligned, neuro checks steady — no moving until the spine is stable."</w:t>
+      </w:r>
+    </w:p>
+    <w:p>
+      <w:r>
+        <w:t xml:space="preserve">Positive Marks: 1</w:t>
+      </w:r>
+    </w:p>
+    <w:p>
+      <w:r>
+        <w:t xml:space="preserve">Negative Marks: 0.25</w:t>
+      </w:r>
+    </w:p>
+    <w:p>
+      <w:r>
+        <w:t xml:space="preserve">Question: A patient with chronic obstructive pulmonary disease has a PaO2 of 50 mmHg. The nurse should:</w:t>
+      </w:r>
+    </w:p>
+    <w:p>
+      <w:r>
+        <w:t xml:space="preserve">(a) Administer low-flow oxygen (1–2 L/min) and monitor for CO2 retention</w:t>
+      </w:r>
+    </w:p>
+    <w:p>
+      <w:r>
+        <w:t xml:space="preserve">(b) Give high-flow oxygen</w:t>
+      </w:r>
+    </w:p>
+    <w:p>
+      <w:r>
+        <w:t xml:space="preserve">(c) Withhold oxygen</w:t>
+      </w:r>
+    </w:p>
+    <w:p>
+      <w:r>
+        <w:t xml:space="preserve">(d) Sedate the patient</w:t>
+      </w:r>
+    </w:p>
+    <w:p>
+      <w:r>
+        <w:t xml:space="preserve">Answer: a</w:t>
+      </w:r>
+    </w:p>
+    <w:p>
+      <w:r>
+        <w:t xml:space="preserve">Solution: ✅ Correct Answer: a</w:t>
+      </w:r>
+    </w:p>
+    <w:p>
+      <w:r>
+        <w:t xml:space="preserve">🧠 Clinical Rationale: In COPD, oxygen is given at LOW FLOW to target SpO₂ 88–92% — HIGH-FLOW oxygen suppresses the HYPOXIC DRIVE and worsens HYPERCAPNIA (CO₂ narcosis). The nurse monitors CONSCIOUSNESS and ABGs.</w:t>
+      </w:r>
+    </w:p>
+    <w:p>
+      <w:r>
+        <w:t xml:space="preserve">❌ Why Not Other Options?</w:t>
+      </w:r>
+    </w:p>
+    <w:p>
+      <w:r>
+        <w:t xml:space="preserve">(b) — High-flow oxygen removes the hypoxic stimulus in CO₂ retainers → respiratory depression.</w:t>
+      </w:r>
+    </w:p>
+    <w:p>
+      <w:r>
+        <w:t xml:space="preserve">(c) — Withholding oxygen from a hypoxemic patient (PaO₂ 50) is unsafe.</w:t>
+      </w:r>
+    </w:p>
+    <w:p>
+      <w:r>
+        <w:t xml:space="preserve">(d) — Sedation depresses the already-fragile respiratory drive.</w:t>
+      </w:r>
+    </w:p>
+    <w:p>
+      <w:r>
+        <w:t xml:space="preserve">⚠️ Exam Trap: "COPD + O₂ = low flow, target 88–92%; drowsiness after oxygen = CO₂ narcosis (check ABG)." This is one of the most repeated nursing exam scenarios.</w:t>
+      </w:r>
+    </w:p>
+    <w:p>
+      <w:r>
+        <w:t xml:space="preserve">💎 PNC Pearl: "COPD sips oxygen at 1–2 liters — never a flood."</w:t>
+      </w:r>
+    </w:p>
+    <w:p>
+      <w:r>
+        <w:t xml:space="preserve">Positive Marks: 1</w:t>
+      </w:r>
+    </w:p>
+    <w:p>
+      <w:r>
+        <w:t xml:space="preserve">Negative Marks: 0.25</w:t>
+      </w:r>
+    </w:p>
+    <w:p>
+      <w:r>
+        <w:t xml:space="preserve"/>
+      </w:r>
+    </w:p>
+    <w:p>
+      <w:r>
+        <w:t xml:space="preserve">Question: The nurse is preparing a patient for a renal biopsy. The patient should be positioned:</w:t>
+      </w:r>
+    </w:p>
+    <w:p>
+      <w:r>
+        <w:t xml:space="preserve">(a) Prone with a pillow under the abdomen</w:t>
+      </w:r>
+    </w:p>
+    <w:p>
+      <w:r>
+        <w:t xml:space="preserve">(b) Supine flat</w:t>
+      </w:r>
+    </w:p>
+    <w:p>
+      <w:r>
+        <w:t xml:space="preserve">(c) Sitting</w:t>
+      </w:r>
+    </w:p>
+    <w:p>
+      <w:r>
+        <w:t xml:space="preserve">(d) Trendelenburg</w:t>
+      </w:r>
+    </w:p>
+    <w:p>
+      <w:r>
+        <w:t xml:space="preserve">Answer: a</w:t>
+      </w:r>
+    </w:p>
+    <w:p>
+      <w:r>
+        <w:t xml:space="preserve">Solution: ✅ Correct Answer: a</w:t>
+      </w:r>
+    </w:p>
+    <w:p>
+      <w:r>
+        <w:t xml:space="preserve">🧠 Clinical Rationale: For a RENAL BIOPSY, the patient lies PRONE with a PILLOW under the ABDOMEN to stabilize the kidney (or in the LATERAL position). AFTER the procedure, the patient lies FLAT/SUPINE for SEVERAL HOURS to compress the site and prevent BLEEDING.</w:t>
+      </w:r>
+    </w:p>
+    <w:p>
+      <w:r>
+        <w:t xml:space="preserve">❌ Why Not Other Options?</w:t>
+      </w:r>
+    </w:p>
+    <w:p>
+      <w:r>
+        <w:t xml:space="preserve">(b) — Supine does not position the kidney optimally for biopsy.</w:t>
+      </w:r>
+    </w:p>
+    <w:p>
+      <w:r>
+        <w:t xml:space="preserve">(c) — Sitting is not used.</w:t>
+      </w:r>
+    </w:p>
+    <w:p>
+      <w:r>
+        <w:t xml:space="preserve">(d) — Trendelenburg is not appropriate.</w:t>
+      </w:r>
+    </w:p>
+    <w:p>
+      <w:r>
+        <w:t xml:space="preserve">⚠️ Exam Trap: "Renal biopsy: prone with pillow under abdomen; post-procedure: flat on the back for hours (bleeding prevention), monitor urine for hematuria and BP."</w:t>
+      </w:r>
+    </w:p>
+    <w:p>
+      <w:r>
+        <w:t xml:space="preserve">💎 PNC Pearl: "Prone with a pillow lifts the kidney to the needle — then lie flat to seal it."</w:t>
+      </w:r>
+    </w:p>
+    <w:p>
+      <w:r>
+        <w:t xml:space="preserve">Positive Marks: 1</w:t>
+      </w:r>
+    </w:p>
+    <w:p>
+      <w:r>
+        <w:t xml:space="preserve">Negative Marks: 0.25</w:t>
+      </w:r>
+    </w:p>
+    <w:p>
+      <w:r>
+        <w:t xml:space="preserve"/>
+      </w:r>
+    </w:p>
+    <w:p>
+      <w:r>
+        <w:t xml:space="preserve">Question: A patient at 38 weeks of gestation has a non-stress test with a reactive result. This means:</w:t>
+      </w:r>
+    </w:p>
+    <w:p>
+      <w:r>
+        <w:t xml:space="preserve">(a) At least two fetal heart accelerations of 15 bpm for 15 seconds within 20–40 minutes</w:t>
+      </w:r>
+    </w:p>
+    <w:p>
+      <w:r>
+        <w:t xml:space="preserve">(b) No accelerations — fetal distress</w:t>
+      </w:r>
+    </w:p>
+    <w:p>
+      <w:r>
+        <w:t xml:space="preserve">(c) The test is inconclusive</w:t>
+      </w:r>
+    </w:p>
+    <w:p>
+      <w:r>
+        <w:t xml:space="preserve">(d) Contractions are present</w:t>
+      </w:r>
+    </w:p>
+    <w:p>
+      <w:r>
+        <w:t xml:space="preserve">Answer: a</w:t>
+      </w:r>
+    </w:p>
+    <w:p>
+      <w:r>
+        <w:t xml:space="preserve">Solution: ✅ Correct Answer: a</w:t>
+      </w:r>
+    </w:p>
+    <w:p>
+      <w:r>
+        <w:t xml:space="preserve">🧠 Clinical Rationale: A REACTIVE NST shows TWO or MORE FHR ACCELERATIONS (≥ 15 BPM for ≥ 15 SECONDS) within 20–40 MINUTES, indicating FETAL WELL-BEING. A NON-REACTIVE test requires further evaluation (BPP, contraction stress test).</w:t>
+      </w:r>
+    </w:p>
+    <w:p>
+      <w:r>
+        <w:t xml:space="preserve">❌ Why Not Other Options?</w:t>
+      </w:r>
+    </w:p>
+    <w:p>
+      <w:r>
+        <w:t xml:space="preserve">(b) — No accelerations = non-reactive, requiring follow-up — not the definition of reactive.</w:t>
+      </w:r>
+    </w:p>
+    <w:p>
+      <w:r>
+        <w:t xml:space="preserve">(c) — Reactive is a definitive reassuring result, not inconclusive.</w:t>
+      </w:r>
+    </w:p>
+    <w:p>
+      <w:r>
+        <w:t xml:space="preserve">(d) — Contractions are the contraction stress test, not the NST.</w:t>
+      </w:r>
+    </w:p>
+    <w:p>
+      <w:r>
+        <w:t xml:space="preserve">⚠️ Exam Trap: "Reactive NST = 2 accelerations (≥15 bpm × ≥15 s) in 20 min = healthy baby; non-reactive = further testing (BPP/CST)."</w:t>
+      </w:r>
+    </w:p>
+    <w:p>
+      <w:r>
+        <w:t xml:space="preserve">💎 PNC Pearl: "Two heart bumps in twenty minutes — the baby passes its stress test."</w:t>
+      </w:r>
+    </w:p>
+    <w:p>
+      <w:r>
+        <w:t xml:space="preserve">Positive Marks: 1</w:t>
+      </w:r>
+    </w:p>
+    <w:p>
+      <w:r>
+        <w:t xml:space="preserve">Negative Marks: 0.25</w:t>
+      </w:r>
+    </w:p>
+    <w:p>
+      <w:r>
+        <w:t xml:space="preserve"/>
+      </w:r>
+    </w:p>
+    <w:p>
+      <w:r>
+        <w:t xml:space="preserve">Question: A 2-year-old child with severe malnutrition has hypoglycemia and hypothermia on admission. The nurse should FIRST:</w:t>
+      </w:r>
+    </w:p>
+    <w:p>
+      <w:r>
+        <w:t xml:space="preserve">(a) Give glucose and warm the child</w:t>
+      </w:r>
+    </w:p>
+    <w:p>
+      <w:r>
+        <w:t xml:space="preserve">(b) Feed a full meal</w:t>
+      </w:r>
+    </w:p>
+    <w:p>
+      <w:r>
+        <w:t xml:space="preserve">(c) Give oral antibiotics only</w:t>
+      </w:r>
+    </w:p>
+    <w:p>
+      <w:r>
+        <w:t xml:space="preserve">(d) Apply ice packs</w:t>
+      </w:r>
+    </w:p>
+    <w:p>
+      <w:r>
+        <w:t xml:space="preserve">Answer: a</w:t>
+      </w:r>
+    </w:p>
+    <w:p>
+      <w:r>
+        <w:t xml:space="preserve">Solution: ✅ Correct Answer: a</w:t>
+      </w:r>
+    </w:p>
+    <w:p>
+      <w:r>
+        <w:t xml:space="preserve">🧠 Clinical Rationale: SAM with HYPOGLYCEMIA and HYPOTHERMIA is an EMERGENCY — the child receives GLUCOSE (oral/IV) and is WARMED (kangaroo care, warm clothing, warm environment) to prevent BRAIN DAMAGE and DEATH. Feeding follows the stabilization protocol (F75).</w:t>
+      </w:r>
+    </w:p>
+    <w:p>
+      <w:r>
+        <w:t xml:space="preserve">❌ Why Not Other Options?</w:t>
+      </w:r>
+    </w:p>
+    <w:p>
+      <w:r>
+        <w:t xml:space="preserve">(b) — A full meal overloads the fragile gut and risks refeeding syndrome.</w:t>
+      </w:r>
+    </w:p>
+    <w:p>
+      <w:r>
+        <w:t xml:space="preserve">(c) — Antibiotics treat infection but not hypoglycemia/hypothermia.</w:t>
+      </w:r>
+    </w:p>
+    <w:p>
+      <w:r>
+        <w:t xml:space="preserve">(d) — Ice packs worsen hypothermia — the opposite of what's needed.</w:t>
+      </w:r>
+    </w:p>
+    <w:p>
+      <w:r>
+        <w:t xml:space="preserve">⚠️ Exam Trap: "SAM emergency triad: hypoglycemia, hypothermia, dehydration — treat ALL three first (glucose + warmth + fluids), then F75 feeds."</w:t>
+      </w:r>
+    </w:p>
+    <w:p>
+      <w:r>
+        <w:t xml:space="preserve">💎 PNC Pearl: "Sugar and warmth first for the severely wasted child — food comes gently later."</w:t>
+      </w:r>
+    </w:p>
+    <w:p>
+      <w:r>
+        <w:t xml:space="preserve">Positive Marks: 1</w:t>
+      </w:r>
+    </w:p>
+    <w:p>
+      <w:r>
+        <w:t xml:space="preserve">Negative Marks: 0.25</w:t>
+      </w:r>
+    </w:p>
+    <w:p>
+      <w:r>
+        <w:t xml:space="preserve"/>
+      </w:r>
+    </w:p>
+    <w:p>
+      <w:r>
+        <w:t xml:space="preserve">Question: A patient with a delusional disorder believes neighbors are spreading rumors about them. The nurse should:</w:t>
+      </w:r>
+    </w:p>
+    <w:p>
+      <w:r>
+        <w:t xml:space="preserve">(a) Accept the patient's feelings without agreeing with the delusion</w:t>
+      </w:r>
+    </w:p>
+    <w:p>
+      <w:r>
+        <w:t xml:space="preserve">(b) Argue that the belief is false</w:t>
+      </w:r>
+    </w:p>
+    <w:p>
+      <w:r>
+        <w:t xml:space="preserve">(c) Encourage the patient to confront the neighbors</w:t>
+      </w:r>
+    </w:p>
+    <w:p>
+      <w:r>
+        <w:t xml:space="preserve">(d) Isolate the patient</w:t>
+      </w:r>
+    </w:p>
+    <w:p>
+      <w:r>
+        <w:t xml:space="preserve">Answer: a</w:t>
+      </w:r>
+    </w:p>
+    <w:p>
+      <w:r>
+        <w:t xml:space="preserve">Solution: ✅ Correct Answer: a</w:t>
+      </w:r>
+    </w:p>
+    <w:p>
+      <w:r>
+        <w:t xml:space="preserve">🧠 Clinical Rationale: The nurse maintains a NEUTRAL, ACCEPTING stance — neither confirming nor challenging the delusion — while keeping the patient SAFE. ARGUING increases distrust; encouraging CONFRONTATION risks conflict. STRUCTURED activities and medication support recovery.</w:t>
+      </w:r>
+    </w:p>
+    <w:p>
+      <w:r>
+        <w:t xml:space="preserve">❌ Why Not Other Options?</w:t>
+      </w:r>
+    </w:p>
+    <w:p>
+      <w:r>
+        <w:t xml:space="preserve">(b) — Arguing strengthens the delusional defense and distrust.</w:t>
+      </w:r>
+    </w:p>
+    <w:p>
+      <w:r>
+        <w:t xml:space="preserve">(c) — Confronting neighbors can cause real-world conflict and danger.</w:t>
+      </w:r>
+    </w:p>
+    <w:p>
+      <w:r>
+        <w:t xml:space="preserve">(d) — Isolation removes support and worsens the disorder.</w:t>
+      </w:r>
+    </w:p>
+    <w:p>
+      <w:r>
+        <w:t xml:space="preserve">⚠️ Exam Trap: "Delusions: don't argue, don't agree, don't analyze; acknowledge feelings, ensure safety, redirect to reality-based activity."</w:t>
+      </w:r>
+    </w:p>
+    <w:p>
+      <w:r>
+        <w:t xml:space="preserve">💎 PNC Pearl: "Neither feed nor fight the false belief — keep the patient safe and engaged."</w:t>
+      </w:r>
+    </w:p>
+    <w:p>
+      <w:r>
+        <w:t xml:space="preserve">Positive Marks: 1</w:t>
+      </w:r>
+    </w:p>
+    <w:p>
+      <w:r>
+        <w:t xml:space="preserve">Negative Marks: 0.25</w:t>
+      </w:r>
+    </w:p>
+    <w:p>
+      <w:r>
+        <w:t xml:space="preserve"/>
+      </w:r>
+    </w:p>
+    <w:p>
+      <w:r>
+        <w:t xml:space="preserve">Question: The "Fit India Movement" primarily aims to:</w:t>
+      </w:r>
+    </w:p>
+    <w:p>
+      <w:r>
+        <w:t xml:space="preserve">(a) Promote physical fitness and sports among citizens</w:t>
+      </w:r>
+    </w:p>
+    <w:p>
+      <w:r>
+        <w:t xml:space="preserve">(b) Build stadiums only</w:t>
+      </w:r>
+    </w:p>
+    <w:p>
+      <w:r>
+        <w:t xml:space="preserve">(c) Provide free gym memberships</w:t>
+      </w:r>
+    </w:p>
+    <w:p>
+      <w:r>
+        <w:t xml:space="preserve">(d) Train Olympic athletes only</w:t>
+      </w:r>
+    </w:p>
+    <w:p>
+      <w:r>
+        <w:t xml:space="preserve">Answer: a</w:t>
+      </w:r>
+    </w:p>
+    <w:p>
+      <w:r>
+        <w:t xml:space="preserve">Solution: ✅ Correct Answer: a</w:t>
+      </w:r>
+    </w:p>
+    <w:p>
+      <w:r>
+        <w:t xml:space="preserve">🧠 Clinical Rationale: FIT INDIA MOVEMENT (launched 2019) promotes PHYSICAL ACTIVITY, SPORTS, and FITNESS as a DAILY HABIT across all age groups — schools, workplaces, and communities — to address the growing burden of LIFESTYLE DISEASES.</w:t>
+      </w:r>
+    </w:p>
+    <w:p>
+      <w:r>
+        <w:t xml:space="preserve">❌ Why Not Other Options?</w:t>
+      </w:r>
+    </w:p>
+    <w:p>
+      <w:r>
+        <w:t xml:space="preserve">(b) — Stadium construction is infrastructure, not the movement's core.</w:t>
+      </w:r>
+    </w:p>
+    <w:p>
+      <w:r>
+        <w:t xml:space="preserve">(c) — Free gym memberships are not provided.</w:t>
+      </w:r>
+    </w:p>
+    <w:p>
+      <w:r>
+        <w:t xml:space="preserve">(d) — It targets all citizens, not just elite athletes.</w:t>
+      </w:r>
+    </w:p>
+    <w:p>
+      <w:r>
+        <w:t xml:space="preserve">⚠️ Exam Trap: "Fit India = 2019, daily physical activity for everyone; Khelo India = youth sports talent." Physical inactivity is a major NCD risk factor.</w:t>
+      </w:r>
+    </w:p>
+    <w:p>
+      <w:r>
+        <w:t xml:space="preserve">💎 PNC Pearl: "Fit India: move every day — the anti-lifestyle-disease campaign."</w:t>
+      </w:r>
+    </w:p>
+    <w:p>
+      <w:r>
+        <w:t xml:space="preserve">Positive Marks: 1</w:t>
+      </w:r>
+    </w:p>
+    <w:p>
+      <w:r>
+        <w:t xml:space="preserve">Negative Marks: 0.25</w:t>
+      </w:r>
+    </w:p>
+    <w:p>
+      <w:r>
+        <w:t xml:space="preserve"/>
+      </w:r>
+    </w:p>
+    <w:p>
+      <w:r>
+        <w:t xml:space="preserve">Question: The nurse is to infuse 500 mL of IV fluid over 4 hours. The drop factor is 20 drops/mL. The flow rate in drops per minute is:</w:t>
+      </w:r>
+    </w:p>
+    <w:p>
+      <w:r>
+        <w:t xml:space="preserve">(a) 21 gtt/min</w:t>
+      </w:r>
+    </w:p>
+    <w:p>
+      <w:r>
+        <w:t xml:space="preserve">(b) 32 gtt/min</w:t>
+      </w:r>
+    </w:p>
+    <w:p>
+      <w:r>
+        <w:t xml:space="preserve">(c) 42 gtt/min</w:t>
+      </w:r>
+    </w:p>
+    <w:p>
+      <w:r>
+        <w:t xml:space="preserve">(d) 52 gtt/min</w:t>
+      </w:r>
+    </w:p>
+    <w:p>
+      <w:r>
+        <w:t xml:space="preserve">Answer: c</w:t>
+      </w:r>
+    </w:p>
+    <w:p>
+      <w:r>
+        <w:t xml:space="preserve">Solution: ✅ Correct Answer: c</w:t>
+      </w:r>
+    </w:p>
+    <w:p>
+      <w:r>
+        <w:t xml:space="preserve">🧠 Clinical Rationale: Flow rate = (Volume × Drop factor) ÷ Time in minutes = (500 × 20) ÷ 240 = 10,000 ÷ 240 = 41.67 ≈ 42 gtt/min. Convert 4 hours → 240 minutes first.</w:t>
+      </w:r>
+    </w:p>
+    <w:p>
+      <w:r>
+        <w:t xml:space="preserve">❌ Why Not Other Options?</w:t>
+      </w:r>
+    </w:p>
+    <w:p>
+      <w:r>
+        <w:t xml:space="preserve">(a) — 21 gtt/min would take ~8 hours.</w:t>
+      </w:r>
+    </w:p>
+    <w:p>
+      <w:r>
+        <w:t xml:space="preserve">(b) — 32 gtt/min would take ~5.2 hours.</w:t>
+      </w:r>
+    </w:p>
+    <w:p>
+      <w:r>
+        <w:t xml:space="preserve">(d) — 52 gtt/min would take ~3.2 hours.</w:t>
+      </w:r>
+    </w:p>
+    <w:p>
+      <w:r>
+        <w:t xml:space="preserve">⚠️ Exam Trap: "(mL × gtt) ÷ minutes; 4 h = 240 min." Sanity check: 125 mL/h × 20/60 = 41.7 gtt/min ✓.</w:t>
+      </w:r>
+    </w:p>
+    <w:p>
+      <w:r>
+        <w:t xml:space="preserve">💎 PNC Pearl: "500 × 20 over 240 — about 42 drops a minute."</w:t>
+      </w:r>
+    </w:p>
+    <w:p>
+      <w:r>
+        <w:t xml:space="preserve">Positive Marks: 1</w:t>
+      </w:r>
+    </w:p>
+    <w:p>
+      <w:r>
+        <w:t xml:space="preserve">Negative Marks: 0.25</w:t>
+      </w:r>
+    </w:p>
+    <w:p>
+      <w:r>
+        <w:t xml:space="preserve"/>
+      </w:r>
+    </w:p>
+    <w:p>
+      <w:r>
+        <w:t xml:space="preserve">Question: The nurse is caring for a patient with myasthenia gravis. Which assessment is most important?</w:t>
+      </w:r>
+    </w:p>
+    <w:p>
+      <w:r>
+        <w:t xml:space="preserve">(a) Respiratory effort and ability to swallow</w:t>
+      </w:r>
+    </w:p>
+    <w:p>
+      <w:r>
+        <w:t xml:space="preserve">(b) Only blood glucose</w:t>
+      </w:r>
+    </w:p>
+    <w:p>
+      <w:r>
+        <w:t xml:space="preserve">(c) Only temperature</w:t>
+      </w:r>
+    </w:p>
+    <w:p>
+      <w:r>
+        <w:t xml:space="preserve">(d) Skin integrity only</w:t>
+      </w:r>
+    </w:p>
+    <w:p>
+      <w:r>
+        <w:t xml:space="preserve">Answer: a</w:t>
+      </w:r>
+    </w:p>
+    <w:p>
+      <w:r>
+        <w:t xml:space="preserve">Solution: ✅ Correct Answer: a</w:t>
+      </w:r>
+    </w:p>
+    <w:p>
+      <w:r>
+        <w:t xml:space="preserve">🧠 Clinical Rationale: MYASTHENIA GRAVIS causes MUSCLE WEAKNESS — RESPIRATORY muscle weakness (MYASTHENIC CRISIS) and DYSPHAGIA are LIFE-THREATENING. The nurse assesses respiratory rate/depth, COUGH, SWALLOWING, and MEDICATION TIMING (pyridostigmine) closely.</w:t>
+      </w:r>
+    </w:p>
+    <w:p>
+      <w:r>
+        <w:t xml:space="preserve">❌ Why Not Other Options?</w:t>
+      </w:r>
+    </w:p>
+    <w:p>
+      <w:r>
+        <w:t xml:space="preserve">(b) — Glucose is unrelated to MG.</w:t>
+      </w:r>
+    </w:p>
+    <w:p>
+      <w:r>
+        <w:t xml:space="preserve">(c) — Temperature is routine but not the MG-specific priority.</w:t>
+      </w:r>
+    </w:p>
+    <w:p>
+      <w:r>
+        <w:t xml:space="preserve">(d) — Skin integrity is not the key MG concern.</w:t>
+      </w:r>
+    </w:p>
+    <w:p>
+      <w:r>
+        <w:t xml:space="preserve">⚠️ Exam Trap: "MG: weakness of bulbar + respiratory muscles = aspiration and respiratory failure risks; myasthenic crisis vs cholinergic crisis (overdose of pyridostigmine — both present with weakness; Tensilon test differentiates)."</w:t>
+      </w:r>
+    </w:p>
+    <w:p>
+      <w:r>
+        <w:t xml:space="preserve">💎 PNC Pearl: "In myasthenia, watch the swallow and the breath — weakness can reach the lungs."</w:t>
+      </w:r>
+    </w:p>
+    <w:p>
+      <w:r>
+        <w:t xml:space="preserve">Positive Marks: 1</w:t>
+      </w:r>
+    </w:p>
+    <w:p>
+      <w:r>
+        <w:t xml:space="preserve">Negative Marks: 0.25</w:t>
+      </w:r>
+    </w:p>
+    <w:p>
+      <w:r>
+        <w:t xml:space="preserve"/>
+      </w:r>
+    </w:p>
+    <w:p>
+      <w:r>
+        <w:t xml:space="preserve">Question: The most effective way to prevent the spread of infection in the hospital is:</w:t>
+      </w:r>
+    </w:p>
+    <w:p>
+      <w:r>
+        <w:t xml:space="preserve">(a) Hand hygiene</w:t>
+      </w:r>
+    </w:p>
+    <w:p>
+      <w:r>
+        <w:t xml:space="preserve">(b) Antibiotic use</w:t>
+      </w:r>
+    </w:p>
+    <w:p>
+      <w:r>
+        <w:t xml:space="preserve">(c) Wearing gloves at all times</w:t>
+      </w:r>
+    </w:p>
+    <w:p>
+      <w:r>
+        <w:t xml:space="preserve">(d) Isolation of all patients</w:t>
+      </w:r>
+    </w:p>
+    <w:p>
+      <w:r>
+        <w:t xml:space="preserve">Answer: a</w:t>
+      </w:r>
+    </w:p>
+    <w:p>
+      <w:r>
+        <w:t xml:space="preserve">Solution: ✅ Correct Answer: a</w:t>
+      </w:r>
+    </w:p>
+    <w:p>
+      <w:r>
+        <w:t xml:space="preserve">🧠 Clinical Rationale: HAND HYGIENE (WHO FIVE MOMENTS) is the SINGLE MOST EFFECTIVE measure to prevent healthcare-associated infections. GLOVES SUPPLEMENT but do not REPLACE hand hygiene. ANTIBIOTICS treat, not prevent, infections.</w:t>
+      </w:r>
+    </w:p>
+    <w:p>
+      <w:r>
+        <w:t xml:space="preserve">❌ Why Not Other Options?</w:t>
+      </w:r>
+    </w:p>
+    <w:p>
+      <w:r>
+        <w:t xml:space="preserve">(b) — Antibiotics treat infections; overuse causes resistance.</w:t>
+      </w:r>
+    </w:p>
+    <w:p>
+      <w:r>
+        <w:t xml:space="preserve">(c) — Gloves are adjunctive and can spread germs if hands aren't cleaned between uses.</w:t>
+      </w:r>
+    </w:p>
+    <w:p>
+      <w:r>
+        <w:t xml:space="preserve">(d) — Isolating all patients is impractical and unnecessary.</w:t>
+      </w:r>
+    </w:p>
+    <w:p>
+      <w:r>
+        <w:t xml:space="preserve">⚠️ Exam Trap: "Hand hygiene = #1 infection control measure; the Five Moments: before patient, before aseptic procedure, after body fluid exposure, after patient, after surroundings."</w:t>
+      </w:r>
+    </w:p>
+    <w:p>
+      <w:r>
+        <w:t xml:space="preserve">💎 PNC Pearl: "Clean hands are the cheapest vaccine in the hospital."</w:t>
+      </w:r>
+    </w:p>
+    <w:p>
+      <w:r>
+        <w:t xml:space="preserve">Positive Marks: 1</w:t>
+      </w:r>
+    </w:p>
+    <w:p>
+      <w:r>
+        <w:t xml:space="preserve">Negative Marks: 0.25</w:t>
+      </w:r>
+    </w:p>
+    <w:p>
+      <w:r>
+        <w:t xml:space="preserve"/>
+      </w:r>
+    </w:p>
+    <w:p>
+      <w:r>
+        <w:t xml:space="preserve">Question: A patient with a fractured rib is taught about coughing and deep breathing. The rationale is to:</w:t>
+      </w:r>
+    </w:p>
+    <w:p>
+      <w:r>
+        <w:t xml:space="preserve">(a) Prevent atelectasis and pneumonia</w:t>
+      </w:r>
+    </w:p>
+    <w:p>
+      <w:r>
+        <w:t xml:space="preserve">(b) Increase pain</w:t>
+      </w:r>
+    </w:p>
+    <w:p>
+      <w:r>
+        <w:t xml:space="preserve">(c) Decrease oxygen</w:t>
+      </w:r>
+    </w:p>
+    <w:p>
+      <w:r>
+        <w:t xml:space="preserve">(d) Immobilize the chest</w:t>
+      </w:r>
+    </w:p>
+    <w:p>
+      <w:r>
+        <w:t xml:space="preserve">Answer: a</w:t>
+      </w:r>
+    </w:p>
+    <w:p>
+      <w:r>
+        <w:t xml:space="preserve">Solution: ✅ Correct Answer: a</w:t>
+      </w:r>
+    </w:p>
+    <w:p>
+      <w:r>
+        <w:t xml:space="preserve">🧠 Clinical Rationale: After RIB FRACTURE, SPLINTING the chest with a pillow and performing COUGHING/DEEP BREATHING exercises PREVENT ATELECTASIS and PNEUMONIA from SHALLOW breathing and RETAINED SECRETIONS. ANALGESIA enables effective coughing.</w:t>
+      </w:r>
+    </w:p>
+    <w:p>
+      <w:r>
+        <w:t xml:space="preserve">❌ Why Not Other Options?</w:t>
+      </w:r>
+    </w:p>
+    <w:p>
+      <w:r>
+        <w:t xml:space="preserve">(b) — The goal is to reduce complications, not increase pain (splinting limits pain).</w:t>
+      </w:r>
+    </w:p>
+    <w:p>
+      <w:r>
+        <w:t xml:space="preserve">(c) — The exercises improve ventilation, not decrease oxygen.</w:t>
+      </w:r>
+    </w:p>
+    <w:p>
+      <w:r>
+        <w:t xml:space="preserve">(d) — Splinting supports the chest but the PURPOSE is ventilation.</w:t>
+      </w:r>
+    </w:p>
+    <w:p>
+      <w:r>
+        <w:t xml:space="preserve">⚠️ Exam Trap: "Rib fracture care: analgesia + pillow splinting + incentive spirometry/cough-deep breathing — preventing atelectasis and pneumonia is the goal."</w:t>
+      </w:r>
+    </w:p>
+    <w:p>
+      <w:r>
+        <w:t xml:space="preserve">💎 PNC Pearl: "Splint, breathe deep, cough — keep the lung bases open after rib injury."</w:t>
+      </w:r>
+    </w:p>
+    <w:p>
+      <w:r>
+        <w:t xml:space="preserve">Positive Marks: 1</w:t>
+      </w:r>
+    </w:p>
+    <w:p>
+      <w:r>
+        <w:t xml:space="preserve">Negative Marks: 0.25</w:t>
       </w:r>
     </w:p>
     <w:sectPr>
       <w:pgSz w:w="12240" w:h="15840"/>
-      <w:pgMar w:top="864" w:right="1008" w:bottom="864" w:left="1008" w:header="720" w:footer="720" w:gutter="0"/>
+      <w:pgMar w:top="1440" w:right="1800" w:bottom="1440" w:left="1800" w:header="720" w:footer="720" w:gutter="0"/>
       <w:cols w:space="720"/>
       <w:docGrid w:linePitch="360"/>
     </w:sectPr>
@@ -2535,10 +2065,6 @@
     <w:name w:val="Normal"/>
     <w:qFormat/>
     <w:rsid w:val="00FC693F"/>
-    <w:rPr>
-      <w:rFonts w:ascii="Calibri" w:hAnsi="Calibri"/>
-      <w:sz w:val="22"/>
-    </w:rPr>
   </w:style>
   <w:style w:type="paragraph" w:styleId="Header">
     <w:name w:val="header"/>
